--- a/Arquitectura de Sistemas Computacionales/Kit docente/Clase 15/Guion Docente Clase 15 - Presentacion del proyecto y cierre.docx
+++ b/Arquitectura de Sistemas Computacionales/Kit docente/Clase 15/Guion Docente Clase 15 - Presentacion del proyecto y cierre.docx
@@ -363,7 +363,7 @@
           <w:color w:val="4A4A49"/>
           <w:sz w:val="22"/>
         </w:rPr>
-        <w:t>Publica en ExamLab (y Campus Virtual si aplica): diapositivas + taller + recordatorio del PI.</w:t>
+        <w:t>Publica en ExamLab: diapositivas + taller + recordatorio del PI.</w:t>
       </w:r>
     </w:p>
     <w:p>
@@ -673,7 +673,7 @@
           <w:color w:val="4A4A49"/>
           <w:sz w:val="22"/>
         </w:rPr>
-        <w:t>Plataforma de entrega: ExamLab (examlab.lovable.app/app). Campus Virtual sigue siendo el canal institucional.</w:t>
+        <w:t>Plataforma de entrega: ExamLab (examlab.lovable.app/app). La UNIAJC no tiene campus virtual propio.</w:t>
       </w:r>
     </w:p>
     <w:p>

--- a/Arquitectura de Sistemas Computacionales/Kit docente/Clase 15/Guion Docente Clase 15 - Presentacion del proyecto y cierre.docx
+++ b/Arquitectura de Sistemas Computacionales/Kit docente/Clase 15/Guion Docente Clase 15 - Presentacion del proyecto y cierre.docx
@@ -245,7 +245,7 @@
           <w:color w:val="4A4A49"/>
           <w:sz w:val="22"/>
         </w:rPr>
-        <w:t>Esta clase de cierre tampoco introduce teoria nueva: consolida evidencia completa de las 14 clases anteriores (C4 Context/Containers, seguridad, despliegue, CI/monitoreo, costos, rendimiento, escalabilidad) en una sustentacion coherente, no una lista de diapositivas sueltas por tema.</w:t>
+        <w:t>Sustentar no es describir, y esa distincion es el eje de toda la clase. Describir un artefacto es decir que contiene: «este es el diagrama de despliegue de CloudLite App, aqui esta el contenedor de la API, aqui la base de datos». Sustentar es responder por que quedo asi y no de otra forma, y que se acepto perder al elegirlo. Conviene fijar el termino con precision: una decision de arquitectura es una eleccion que afecta la estructura del sistema, es costosa de revertir una vez implementada, y tiene al menos una alternativa razonable que se descarto. Si una eleccion no cumple esas tres condiciones no es arquitectura sino detalle de implementacion: elegir el nombre de una variable no es arquitectura, elegir si el frontend y la API viven en el mismo contenedor si lo es. Un trade-off es lo que se sacrifica al tomar esa decision. No existe decision de arquitectura sin trade-off, y cuando un estudiante afirma que su opcion es mejor en todo, lo que ocurre en realidad es que todavia no encontro que perdio. Toda la sustentacion de hoy se apoya en esta distincion, porque la rubrica no premia describir bien: premia justificar bien.</w:t>
       </w:r>
     </w:p>
     <w:p>
@@ -255,7 +255,7 @@
           <w:color w:val="4A4A49"/>
           <w:sz w:val="22"/>
         </w:rPr>
-        <w:t>Criterio de calidad de la sustentacion: CUALQUIER integrante del equipo debe poder explicar cualquier parte del sistema en 60 segundos — si solo una persona entiende el diagrama completo, el trabajo en equipo fallo aunque el diagrama este bien hecho.</w:t>
+        <w:t>Existe una prueba practica de tres capas que el docente puede aplicar en voz alta a cualquier afirmacion del equipo, y conviene ensenarla antes de que empiecen las presentaciones. Primera capa, el QUE: «CloudLite corre con un contenedor por servicio». Segunda capa, el POR QUE: «porque el equipo es de tres personas sin presupuesto de nube, y un contenedor se levanta igual en el portatil de cualquiera y en Play with Docker, sin instalar un hipervisor ni pedir tarjeta de credito». Tercera capa, A CAMBIO DE QUE: «a cambio de perder el aislamiento fuerte que da una maquina virtual completa, y de asumir que si el host cae, caen todos los servicios a la vez porque comparten el mismo kernel». Un equipo que solo llega a la primera capa esta leyendo el diagrama en voz alta y no deberia obtener los puntos de sustentacion. Un equipo que llega a la segunda esta justificando. Un equipo que llega a la tercera esta sustentando como un arquitecto, porque demuestra que conocia el costo de su decision antes de tomarla y aun asi la tomo. La instruccion operativa para el docente es simple: ante cada afirmacion, preguntar «a cambio de que», y no aceptar la respuesta «de nada».</w:t>
       </w:r>
     </w:p>
     <w:p>
@@ -265,7 +265,7 @@
           <w:color w:val="4A4A49"/>
           <w:sz w:val="22"/>
         </w:rPr>
-        <w:t>Recordatorio explicito que evita confusion de pesos: el Proyecto Integrador (20% del Corte 3) es una evaluacion DISTINTA e independiente del Parcial 3 (Clase 14, evaluacion escrita) — uno no sustituye ni compensa al otro en el calculo de la nota.</w:t>
+        <w:t>El artefacto que sostiene esa tercera capa es el ADR, o Architecture Decision Record: un documento corto, de una pagina como maximo, que registra UNA sola decision con cuatro secciones fijas. Contexto, es decir que problema se estaba resolviendo y con que restricciones. Decision, en una frase afirmativa y en presente. Alternativas descartadas, al menos dos, cada una con la razon concreta del descarte. Y consecuencias, donde se escribe lo bueno, lo malo y lo neutro que se acepta. Los equipos ya produjeron el ADR-001 en la Clase 2, cuando decidieron el modelo de servicio dominante entre IaaS, PaaS y SaaS; a lo largo del curso debieron acumular tres o cuatro mas: contenedores frente a maquinas virtuales (Clase 3), donde poner la frontera entre servicios (Clase 4), y que se escala y que no (Clase 13). En la sustentacion el ADR no se lee en voz alta: se cita. La forma profesional es «esta decision esta registrada en el ADR-002, y el trade-off que aceptamos fue perder portabilidad entre proveedores», con el numero del ADR visible en la diapositiva. Citar un ADR por numero le dice al evaluador que existe una traza escrita y verificable, no una improvisacion del momento; es la diferencia entre un equipo que decidio y un equipo que recuerda.</w:t>
       </w:r>
     </w:p>
     <w:p>
@@ -275,7 +275,57 @@
           <w:color w:val="4A4A49"/>
           <w:sz w:val="22"/>
         </w:rPr>
-        <w:t>Error de docente que no domina el tema: permitir que un solo integrante presente todo mientras los demas observan — el Q&amp;A de cierre debe distribuirse entre todo el equipo precisamente para verificar el criterio de los 60 segundos.</w:t>
+        <w:t>Un pitch tecnico de 5 a 8 minutos no se improvisa ni se llena de diapositivas. El reparto que funciona, y que es convencion de industria y no regla dura, es el siguiente: 45 a 60 segundos para el problema y el dominio, es decir que hace CloudLite y para quien, sin nombrar una sola tecnologia todavia; 90 segundos para la arquitectura, apoyandose en el diagrama de contexto y el de contenedores; 90 segundos para la decision principal con su trade-off, citando el ADR; 60 a 90 segundos para la evidencia ejecutable, o sea la captura de la sesion de Play with Docker con el contenedor corriendo y el workflow de GitHub Actions en verde; 45 segundos para el punto debil declarado, lo que no escala o lo que no se midio; y 30 segundos de cierre. La suma queda entre 6 y 7 minutos, con margen para tropiezos. La regla practica de diapositivas es una idea por diapositiva y un maximo de ocho diapositivas para ocho minutos. La razon es concreta y el docente debe decirla: si el equipo trae veinte diapositivas, no termina, corre las ultimas, y las ultimas suelen ser justamente las de seguridad, costos y escalabilidad, donde estan los puntos de la rubrica que menos se defienden solos.</w:t>
+      </w:r>
+    </w:p>
+    <w:p>
+      <w:r>
+        <w:rPr>
+          <w:b w:val="0"/>
+          <w:color w:val="4A4A49"/>
+          <w:sz w:val="22"/>
+        </w:rPr>
+        <w:t>El criterio de calidad que se anuncio desde el checkpoint de la Clase 11 es que CUALQUIER integrante debe poder explicar CUALQUIER parte del sistema en 60 segundos. Esto casi siempre genera la primera pregunta real del estudiante: «podemos repartirnos los temas y que cada uno prepare solo el suyo?». La respuesta del docente debe ser: pueden repartir quien HABLA de cada tema, pero no quien ENTIENDE cada tema, porque el Q&amp;A se dirige al azar. La razon no es castigar. En un equipo profesional, cuando el sistema falla a las once de la noche, contesta quien esta disponible, no el autor del diagrama; un sistema que solo una persona entiende es un riesgo operativo con nombre propio. El segundo motivo es de evaluacion: si solo un integrante puede explicar el diagrama de despliegue, el evaluador no tiene forma de saber si los otros dos participaron o firmaron un trabajo ajeno, y la rubrica de esta clase penaliza explicitamente que un solo integrante presente. La practica concreta que se recomienda antes de grabar o presentar es un ensayo cruzado: cada integrante explica en 60 segundos una parte que NO le toco preparar, y el equipo corrige los huecos que aparezcan. Ese ejercicio suele revelar en cinco minutos lo que la nota habria revelado demasiado tarde.</w:t>
+      </w:r>
+    </w:p>
+    <w:p>
+      <w:r>
+        <w:rPr>
+          <w:b w:val="0"/>
+          <w:color w:val="4A4A49"/>
+          <w:sz w:val="22"/>
+        </w:rPr>
+        <w:t>El Q&amp;A tecnico tiene tres tipos de pregunta y conviene que el docente los reconozca para dosificarlos. La pregunta de verificacion comprueba que el equipo hizo lo que dice: «muestreme el archivo .yml del workflow» o «en que linea del Dockerfile esta la imagen base y por que eligieron una variante alpine». La pregunta de profundizacion empuja un nivel mas alla de lo presentado: «por que la base de datos no esta en el mismo contenedor que la API». La pregunta hipotetica, o what-if, evalua si el diseno se entiende como sistema y no como dibujo: «si el trafico se multiplica por diez el lunes, que pieza de CloudLite se rompe primero y como se darian cuenta». Aqui aparece la segunda pregunta previsible del estudiante: «y si no sabemos la respuesta?». La respuesta correcta es que decir «no lo medimos» no penaliza si va acompanado de como se mediria: «no medimos el p95 porque no hay trafico real, pero el plan es simular 50 peticiones por segundo y observar la latencia de la API, que es el cuello de botella que sospechamos por lo que vimos en la Clase 12». Improvisar un dato falso, en cambio, se detecta con una sola pregunta de seguimiento y cuesta mucho mas que admitir el limite. Como la Clase 15 es autonoma por festivo (16 de noviembre), la sustentacion puede ser un video grabado; en ese caso el Q&amp;A en vivo se sustituye por el Q&amp;A escrito que exige el taller, es decir tres preguntas que el propio equipo se haria con su respuesta, lo cual mide exactamente la misma capacidad de anticipar objeciones.</w:t>
+      </w:r>
+    </w:p>
+    <w:p>
+      <w:r>
+        <w:rPr>
+          <w:b w:val="0"/>
+          <w:color w:val="4A4A49"/>
+          <w:sz w:val="22"/>
+        </w:rPr>
+        <w:t>Evaluar con rubrica significa asignar puntos a evidencia observable y no a impresion general, y por eso conviene leer el reparto en voz alta al abrir la clase. Los 100 puntos del PI CloudLite App se distribuyen asi: 15 puntos por dominio y decision IaaS/PaaS/SaaS justificada, 25 por los diagramas de arquitectura (componentes y despliegue), 20 por el lab de contenedores con Dockerfile o compose mas la captura de la sesion, 15 por el CI/CD conceptual con el workflow .yml explicado, 10 por las secciones de seguridad, costos y escalabilidad del informe, y 15 por informe y sustentacion. Ese reparto responde la tercera pregunta previsible: «si el diagrama esta perfecto pero presentamos mal, cuanto pierdo?». Directamente, hasta 15 puntos. Indirectamente mucho mas, porque la sustentacion es el mecanismo con el que el evaluador verifica que los otros 85 puntos son del equipo: un diagrama excelente que nadie puede explicar levanta una duda de autoria que ninguna diapositiva resuelve. Y va el recordatorio de pesos que evita reclamos posteriores: estos 100 puntos valen 20% del Corte 3, el Parcial 3 de la Clase 14 (9 de noviembre, presencial y escrito) vale 15%, y la asistencia 5%. El proyecto no reemplaza ni compensa el parcial; son evaluaciones distintas del mismo corte, y decirlo una vez hoy ahorra tres correos la semana siguiente.</w:t>
+      </w:r>
+    </w:p>
+    <w:p>
+      <w:r>
+        <w:rPr>
+          <w:b w:val="0"/>
+          <w:color w:val="4A4A49"/>
+          <w:sz w:val="22"/>
+        </w:rPr>
+        <w:t>El cierre del curso debe conectar lo hecho con la practica profesional, porque de eso depende que el estudiante conserve el material en vez de borrarlo al terminar el semestre. En la industria, esta sustentacion tiene nombre propio: design review, o architecture review. Un equipo presenta una propuesta a pares y a arquitectos mas experimentados cuyo trabajo explicito es buscarle el punto debil antes de que ese punto debil cueste dinero; y lo que se pregunta ahi es exactamente lo mismo que hoy, es decir que decidieron, que descartaron, que aceptaron perder, y como sabran si se equivocaron. El ADR es un formato real, usado en equipos reales, no un invento academico del curso. Conviene tambien cerrar la duda sobre las herramientas, porque algun estudiante la trae: el curso prohibio la nube de pago por razones pedagogicas y de equidad, no porque draw.io, Play with Docker y GitHub Actions sean juguetes. El diagrama de contenedores, el Dockerfile y el pipeline que el equipo escribio son los mismos artefactos que se producen con una cuenta corporativa; lo que no se aprende en un free tier es justamente lo que si se aprendio aqui, que es razonar el trade-off. La frase de cierre util es que arquitectura no es una lista de logos de proveedores, sino un conjunto de decisiones documentadas con sus consecuencias. Y el pedido final debe ser concreto y verificable: conserven el repositorio con el informe, los diagramas y el workflow como portafolio, porque eso es lo que se muestra en una primera entrevista tecnica cuando piden un ejemplo de trabajo propio.</w:t>
+      </w:r>
+    </w:p>
+    <w:p>
+      <w:r>
+        <w:rPr>
+          <w:b w:val="0"/>
+          <w:color w:val="4A4A49"/>
+          <w:sz w:val="22"/>
+        </w:rPr>
+        <w:t>Error tipico del docente que no domina el tema: el primero es permitir que un solo integrante presente todo mientras los demas observan en silencio, normalmente porque es el que habla mejor y la presentacion sale mas fluida. La consecuencia aguas abajo es que el docente pierde el unico instrumento que tenia para verificar autoria individual, y cuando llegue el reclamo de nota no tendra ninguna evidencia para sostener la calificacion de los otros dos integrantes. El segundo es aceptar como sustentacion la lectura descriptiva del diagrama, del tipo «aqui esta la API, aqui la base de datos, aqui el balanceador», sin exigir nunca la tercera capa del trade-off. La consecuencia es que el estudiante cierra el curso creyendo que arquitectura es dibujar cajas, y en la siguiente asignatura o en su primer empleo no sabra defender una decision frente a un lider tecnico que le pregunte por el costo de mantenerla. Un tercer tropiezo menor pero muy frecuente: dejar el Q&amp;A para el ultimo minuto y quedarse sin tiempo, con lo cual los 15 puntos de informe y sustentacion se califican sobre la presentacion sola y se pierde precisamente la parte que mas informacion da sobre lo que cada integrante entendio.</w:t>
       </w:r>
     </w:p>
     <w:p>
@@ -337,7 +387,75 @@
           <w:color w:val="4A4A49"/>
           <w:sz w:val="22"/>
         </w:rPr>
-        <w:t>No hay encuentro síncrono obligatorio. El estudiante trabaja con Presentacion.pptx + Taller.docx.</w:t>
+        <w:t>Esta clase cae en festivo: no hay encuentro síncrono obligatorio. El estudiante trabaja solo,</w:t>
+      </w:r>
+    </w:p>
+    <w:p>
+      <w:r>
+        <w:rPr>
+          <w:b w:val="0"/>
+          <w:color w:val="4A4A49"/>
+          <w:sz w:val="22"/>
+        </w:rPr>
+        <w:t xml:space="preserve">con </w:t>
+      </w:r>
+      <w:r>
+        <w:rPr>
+          <w:rFonts w:ascii="Consolas" w:hAnsi="Consolas"/>
+          <w:color w:val="111111"/>
+          <w:sz w:val="21"/>
+        </w:rPr>
+        <w:t>Presentacion.pptx</w:t>
+      </w:r>
+      <w:r>
+        <w:rPr>
+          <w:b w:val="0"/>
+          <w:color w:val="4A4A49"/>
+          <w:sz w:val="22"/>
+        </w:rPr>
+        <w:t xml:space="preserve"> + el taller de la carpeta </w:t>
+      </w:r>
+      <w:r>
+        <w:rPr>
+          <w:rFonts w:ascii="Consolas" w:hAnsi="Consolas"/>
+          <w:color w:val="111111"/>
+          <w:sz w:val="21"/>
+        </w:rPr>
+        <w:t>Clases/</w:t>
+      </w:r>
+      <w:r>
+        <w:rPr>
+          <w:b w:val="0"/>
+          <w:color w:val="4A4A49"/>
+          <w:sz w:val="22"/>
+        </w:rPr>
+        <w:t>. Por eso el material publicado</w:t>
+      </w:r>
+    </w:p>
+    <w:p>
+      <w:r>
+        <w:rPr>
+          <w:b w:val="0"/>
+          <w:color w:val="4A4A49"/>
+          <w:sz w:val="22"/>
+        </w:rPr>
+        <w:t xml:space="preserve">tiene que ser </w:t>
+      </w:r>
+      <w:r>
+        <w:rPr>
+          <w:b/>
+          <w:color w:val="4A4A49"/>
+          <w:sz w:val="22"/>
+        </w:rPr>
+        <w:t>autosuficiente</w:t>
+      </w:r>
+      <w:r>
+        <w:rPr>
+          <w:b w:val="0"/>
+          <w:color w:val="4A4A49"/>
+          <w:sz w:val="22"/>
+        </w:rPr>
+        <w:t>: lo que no quede escrito, nadie lo va a explicar en vivo.</w:t>
       </w:r>
     </w:p>
     <w:p>
@@ -350,7 +468,7 @@
           <w:color w:val="1A1C1D"/>
           <w:sz w:val="32"/>
         </w:rPr>
-        <w:t>Guion del docente (asíncrono)</w:t>
+        <w:t>Qué publicar (antes del día de la clase)</w:t>
       </w:r>
     </w:p>
     <w:p>
@@ -363,7 +481,7 @@
           <w:color w:val="4A4A49"/>
           <w:sz w:val="22"/>
         </w:rPr>
-        <w:t>Publica en ExamLab: diapositivas + taller + recordatorio del PI.</w:t>
+        <w:t>En ExamLab: las diapositivas, el taller y el recordatorio del hito del PI.</w:t>
       </w:r>
     </w:p>
     <w:p>
@@ -376,7 +494,15 @@
           <w:color w:val="4A4A49"/>
           <w:sz w:val="22"/>
         </w:rPr>
-        <w:t>Mensaje sugerido: «Clase 15 autónoma. Hoy avanzamos el PI en: Sustentación / entrega final del PI CloudLite App.</w:t>
+        <w:t xml:space="preserve">La sección «Fundamento teórico para el docente» de este guion, adaptada como </w:t>
+      </w:r>
+      <w:r>
+        <w:rPr>
+          <w:b/>
+          <w:color w:val="4A4A49"/>
+          <w:sz w:val="22"/>
+        </w:rPr>
+        <w:t>lectura guía</w:t>
       </w:r>
     </w:p>
     <w:p>
@@ -386,7 +512,7 @@
           <w:color w:val="4A4A49"/>
           <w:sz w:val="22"/>
         </w:rPr>
-        <w:t>Entregable: Paquete final + presentación 5–8 min (entrega en ExamLab · módulo Proyectos). Duda por foro/correo institucional.»</w:t>
+        <w:t>del estudiante — es el reemplazo de la explicación en vivo, no un anexo opcional.</w:t>
       </w:r>
     </w:p>
     <w:p>
@@ -399,7 +525,349 @@
           <w:color w:val="4A4A49"/>
           <w:sz w:val="22"/>
         </w:rPr>
-        <w:t>Revisa entregas domingo 23:59; deja feedback breve orientado a la rúbrica PI.</w:t>
+        <w:t xml:space="preserve">La </w:t>
+      </w:r>
+      <w:r>
+        <w:rPr>
+          <w:b/>
+          <w:color w:val="4A4A49"/>
+          <w:sz w:val="22"/>
+        </w:rPr>
+        <w:t>salida esperada</w:t>
+      </w:r>
+      <w:r>
+        <w:rPr>
+          <w:b w:val="0"/>
+          <w:color w:val="4A4A49"/>
+          <w:sz w:val="22"/>
+        </w:rPr>
+        <w:t xml:space="preserve"> del ejercicio (ver la demo de abajo), para que el estudiante autónomo</w:t>
+      </w:r>
+    </w:p>
+    <w:p>
+      <w:r>
+        <w:rPr>
+          <w:b w:val="0"/>
+          <w:color w:val="4A4A49"/>
+          <w:sz w:val="22"/>
+        </w:rPr>
+        <w:t>pueda comparar y saber si le quedó bien sin preguntarte.</w:t>
+      </w:r>
+    </w:p>
+    <w:p>
+      <w:pPr>
+        <w:pStyle w:val="ListNumber"/>
+      </w:pPr>
+      <w:r>
+        <w:rPr>
+          <w:b w:val="0"/>
+          <w:color w:val="4A4A49"/>
+          <w:sz w:val="22"/>
+        </w:rPr>
+        <w:t>Mensaje sugerido: «Clase 15 autónoma (festivo). Hoy avanzamos el PI en: Sustentación / entrega final del PI CloudLite App.</w:t>
+      </w:r>
+    </w:p>
+    <w:p>
+      <w:r>
+        <w:rPr>
+          <w:b w:val="0"/>
+          <w:color w:val="4A4A49"/>
+          <w:sz w:val="22"/>
+        </w:rPr>
+        <w:t>Entregable: Paquete final + presentación 5–8 min (entrega en ExamLab · módulo Proyectos). Fecha límite: domingo 23:59. Dudas por foro/correo institucional.»</w:t>
+      </w:r>
+    </w:p>
+    <w:p>
+      <w:pPr>
+        <w:spacing w:before="200" w:after="60"/>
+      </w:pPr>
+      <w:r>
+        <w:rPr>
+          <w:b/>
+          <w:color w:val="1A1C1D"/>
+          <w:sz w:val="32"/>
+        </w:rPr>
+        <w:t>Cómo debería repartir su tiempo el estudiante (120 min equivalentes)</w:t>
+      </w:r>
+    </w:p>
+    <w:p>
+      <w:pPr>
+        <w:pStyle w:val="ListBullet"/>
+      </w:pPr>
+      <w:r>
+        <w:rPr>
+          <w:b/>
+          <w:color w:val="4A4A49"/>
+          <w:sz w:val="22"/>
+        </w:rPr>
+        <w:t>0–15</w:t>
+      </w:r>
+      <w:r>
+        <w:rPr>
+          <w:b w:val="0"/>
+          <w:color w:val="4A4A49"/>
+          <w:sz w:val="22"/>
+        </w:rPr>
+        <w:t xml:space="preserve"> Leer el encuadre y el objetivo del día; ubicar en qué quedó su CloudLite.</w:t>
+      </w:r>
+    </w:p>
+    <w:p>
+      <w:pPr>
+        <w:pStyle w:val="ListBullet"/>
+      </w:pPr>
+      <w:r>
+        <w:rPr>
+          <w:b/>
+          <w:color w:val="4A4A49"/>
+          <w:sz w:val="22"/>
+        </w:rPr>
+        <w:t>15–45</w:t>
+      </w:r>
+      <w:r>
+        <w:rPr>
+          <w:b w:val="0"/>
+          <w:color w:val="4A4A49"/>
+          <w:sz w:val="22"/>
+        </w:rPr>
+        <w:t xml:space="preserve"> Leer la teoría (lectura guía) y tomar notas directamente en el informe del PI.</w:t>
+      </w:r>
+    </w:p>
+    <w:p>
+      <w:pPr>
+        <w:pStyle w:val="ListBullet"/>
+      </w:pPr>
+      <w:r>
+        <w:rPr>
+          <w:b/>
+          <w:color w:val="4A4A49"/>
+          <w:sz w:val="22"/>
+        </w:rPr>
+        <w:t>45–60</w:t>
+      </w:r>
+      <w:r>
+        <w:rPr>
+          <w:b w:val="0"/>
+          <w:color w:val="4A4A49"/>
+          <w:sz w:val="22"/>
+        </w:rPr>
+        <w:t xml:space="preserve"> Revisar la salida esperada del ejercicio resuelto.</w:t>
+      </w:r>
+    </w:p>
+    <w:p>
+      <w:pPr>
+        <w:pStyle w:val="ListBullet"/>
+      </w:pPr>
+      <w:r>
+        <w:rPr>
+          <w:b/>
+          <w:color w:val="4A4A49"/>
+          <w:sz w:val="22"/>
+        </w:rPr>
+        <w:t>60–105</w:t>
+      </w:r>
+      <w:r>
+        <w:rPr>
+          <w:b w:val="0"/>
+          <w:color w:val="4A4A49"/>
+          <w:sz w:val="22"/>
+        </w:rPr>
+        <w:t xml:space="preserve"> Desarrollar el taller sobre su propio CloudLite.</w:t>
+      </w:r>
+    </w:p>
+    <w:p>
+      <w:pPr>
+        <w:pStyle w:val="ListBullet"/>
+      </w:pPr>
+      <w:r>
+        <w:rPr>
+          <w:b/>
+          <w:color w:val="4A4A49"/>
+          <w:sz w:val="22"/>
+        </w:rPr>
+        <w:t>105–120</w:t>
+      </w:r>
+      <w:r>
+        <w:rPr>
+          <w:b w:val="0"/>
+          <w:color w:val="4A4A49"/>
+          <w:sz w:val="22"/>
+        </w:rPr>
+        <w:t xml:space="preserve"> Empaquetar la evidencia y subirla a ExamLab.</w:t>
+      </w:r>
+    </w:p>
+    <w:p>
+      <w:pPr>
+        <w:spacing w:before="200" w:after="60"/>
+      </w:pPr>
+      <w:r>
+        <w:rPr>
+          <w:b/>
+          <w:color w:val="1A1C1D"/>
+          <w:sz w:val="32"/>
+        </w:rPr>
+        <w:t>La demo, en versión asíncrona</w:t>
+      </w:r>
+    </w:p>
+    <w:p>
+      <w:r>
+        <w:rPr>
+          <w:b/>
+          <w:color w:val="4A4A49"/>
+          <w:sz w:val="22"/>
+        </w:rPr>
+        <w:t>Demo que usted debe poder repetir:</w:t>
+      </w:r>
+      <w:r>
+        <w:rPr>
+          <w:b w:val="0"/>
+          <w:color w:val="4A4A49"/>
+          <w:sz w:val="22"/>
+        </w:rPr>
+        <w:t xml:space="preserve"> Modelar una sustentacion de 6 minutos y un Q&amp;A</w:t>
+      </w:r>
+    </w:p>
+    <w:p>
+      <w:pPr>
+        <w:pStyle w:val="ListNumber"/>
+      </w:pPr>
+      <w:r>
+        <w:rPr>
+          <w:b w:val="0"/>
+          <w:color w:val="4A4A49"/>
+          <w:sz w:val="22"/>
+        </w:rPr>
+        <w:t>Presente usted mismo un CloudLite de ejemplo en 6 minutos cronometrados, con la estructura: problema, decision clave, evidencia, limite conocido.</w:t>
+      </w:r>
+    </w:p>
+    <w:p>
+      <w:pPr>
+        <w:pStyle w:val="ListNumber"/>
+      </w:pPr>
+      <w:r>
+        <w:rPr>
+          <w:b w:val="0"/>
+          <w:color w:val="4A4A49"/>
+          <w:sz w:val="22"/>
+        </w:rPr>
+        <w:t>Hagase una pregunta dificil en voz alta y respondala: «por que no usaron microservicios? Porque con 3 personas la frontera no se justificaba».</w:t>
+      </w:r>
+    </w:p>
+    <w:p>
+      <w:pPr>
+        <w:pStyle w:val="ListNumber"/>
+      </w:pPr>
+      <w:r>
+        <w:rPr>
+          <w:b w:val="0"/>
+          <w:color w:val="4A4A49"/>
+          <w:sz w:val="22"/>
+        </w:rPr>
+        <w:t>Muestre la rubrica proyectada y senale donde habria perdido puntos su propia demo.</w:t>
+      </w:r>
+    </w:p>
+    <w:p>
+      <w:pPr>
+        <w:pStyle w:val="ListNumber"/>
+      </w:pPr>
+      <w:r>
+        <w:rPr>
+          <w:b w:val="0"/>
+          <w:color w:val="4A4A49"/>
+          <w:sz w:val="22"/>
+        </w:rPr>
+        <w:t>Recuerde la regla de los 60 segundos: cualquier integrante debe poder explicar cualquier parte.</w:t>
+      </w:r>
+    </w:p>
+    <w:p>
+      <w:r>
+        <w:rPr>
+          <w:b w:val="0"/>
+          <w:color w:val="4A4A49"/>
+          <w:sz w:val="22"/>
+        </w:rPr>
+        <w:t>Publica esto como pasos escritos o como un video corto (3–5 min) grabado con estos mismos pasos.</w:t>
+      </w:r>
+    </w:p>
+    <w:p>
+      <w:r>
+        <w:rPr>
+          <w:b w:val="0"/>
+          <w:color w:val="4A4A49"/>
+          <w:sz w:val="22"/>
+        </w:rPr>
+        <w:t>Sin uno de los dos, el estudiante autónomo no tiene con qué comparar su resultado.</w:t>
+      </w:r>
+    </w:p>
+    <w:p>
+      <w:pPr>
+        <w:spacing w:before="200" w:after="60"/>
+      </w:pPr>
+      <w:r>
+        <w:rPr>
+          <w:b/>
+          <w:color w:val="1A1C1D"/>
+          <w:sz w:val="32"/>
+        </w:rPr>
+        <w:t>Seguimiento (lo que sí es tu trabajo esa semana)</w:t>
+      </w:r>
+    </w:p>
+    <w:p>
+      <w:pPr>
+        <w:pStyle w:val="ListNumber"/>
+      </w:pPr>
+      <w:r>
+        <w:rPr>
+          <w:b w:val="0"/>
+          <w:color w:val="4A4A49"/>
+          <w:sz w:val="22"/>
+        </w:rPr>
+        <w:t>Revisa las entregas del domingo 23:59 con la lista de errores frecuentes de abajo:</w:t>
+      </w:r>
+    </w:p>
+    <w:p>
+      <w:r>
+        <w:rPr>
+          <w:b w:val="0"/>
+          <w:color w:val="4A4A49"/>
+          <w:sz w:val="22"/>
+        </w:rPr>
+        <w:t>en modalidad autónoma esos errores aparecen más, porque nadie los corrigió en el momento.</w:t>
+      </w:r>
+    </w:p>
+    <w:p>
+      <w:pPr>
+        <w:pStyle w:val="ListNumber"/>
+      </w:pPr>
+      <w:r>
+        <w:rPr>
+          <w:b w:val="0"/>
+          <w:color w:val="4A4A49"/>
+          <w:sz w:val="22"/>
+        </w:rPr>
+        <w:t>Deja feedback breve orientado a la rúbrica del PI, nombrando el error y la corrección.</w:t>
+      </w:r>
+    </w:p>
+    <w:p>
+      <w:pPr>
+        <w:pStyle w:val="ListNumber"/>
+      </w:pPr>
+      <w:r>
+        <w:rPr>
+          <w:b w:val="0"/>
+          <w:color w:val="4A4A49"/>
+          <w:sz w:val="22"/>
+        </w:rPr>
+        <w:t>En la siguiente clase regular, dedica los primeros 10 min a los 2 errores más repetidos.</w:t>
+      </w:r>
+    </w:p>
+    <w:p>
+      <w:r>
+        <w:rPr>
+          <w:b w:val="0"/>
+          <w:color w:val="4A4A49"/>
+          <w:sz w:val="22"/>
+        </w:rPr>
+        <w:t>Es el sustituto de la retroalimentación en vivo que esta clase no tuvo.</w:t>
       </w:r>
     </w:p>
     <w:p>
@@ -422,7 +890,17 @@
           <w:color w:val="4A4A49"/>
           <w:sz w:val="22"/>
         </w:rPr>
-        <w:t>Resuelve bloqueos de diagrama/ADR; no adelantes Parcial.</w:t>
+        <w:t>Resuelve bloqueos concretos de diagrama/ADR/lab. Usa las preguntas de comprobación de abajo</w:t>
+      </w:r>
+    </w:p>
+    <w:p>
+      <w:r>
+        <w:rPr>
+          <w:b w:val="0"/>
+          <w:color w:val="4A4A49"/>
+          <w:sz w:val="22"/>
+        </w:rPr>
+        <w:t>para detectar quién entendió y quién solo copió la plantilla. No adelantes contenido de Parcial.</w:t>
       </w:r>
     </w:p>
     <w:p>
@@ -568,7 +1046,59 @@
           <w:color w:val="1A1C1D"/>
           <w:sz w:val="32"/>
         </w:rPr>
-        <w:t>Quiz</w:t>
+        <w:t>Errores frecuentes del estudiante (y cómo corregirlos en el momento)</w:t>
+      </w:r>
+    </w:p>
+    <w:p>
+      <w:pPr>
+        <w:pStyle w:val="ListBullet"/>
+      </w:pPr>
+      <w:r>
+        <w:rPr>
+          <w:b w:val="0"/>
+          <w:color w:val="4A4A49"/>
+          <w:sz w:val="22"/>
+        </w:rPr>
+        <w:t>Describir el diagrama en vez de justificar la decision. Reoriente con «por que asi y no de la otra forma».</w:t>
+      </w:r>
+    </w:p>
+    <w:p>
+      <w:pPr>
+        <w:pStyle w:val="ListBullet"/>
+      </w:pPr>
+      <w:r>
+        <w:rPr>
+          <w:b w:val="0"/>
+          <w:color w:val="4A4A49"/>
+          <w:sz w:val="22"/>
+        </w:rPr>
+        <w:t>Un integrante presenta y el resto observa. Distribuya el Q&amp;A a proposito.</w:t>
+      </w:r>
+    </w:p>
+    <w:p>
+      <w:pPr>
+        <w:pStyle w:val="ListBullet"/>
+      </w:pPr>
+      <w:r>
+        <w:rPr>
+          <w:b w:val="0"/>
+          <w:color w:val="4A4A49"/>
+          <w:sz w:val="22"/>
+        </w:rPr>
+        <w:t>Presentar sin mencionar ningun limite del diseno. Un equipo que no reconoce limites no entendio el trade-off.</w:t>
+      </w:r>
+    </w:p>
+    <w:p>
+      <w:pPr>
+        <w:spacing w:before="200" w:after="60"/>
+      </w:pPr>
+      <w:r>
+        <w:rPr>
+          <w:b/>
+          <w:color w:val="1A1C1D"/>
+          <w:sz w:val="32"/>
+        </w:rPr>
+        <w:t>Preguntas de comprobación oral (no son del quiz)</w:t>
       </w:r>
     </w:p>
     <w:p>
@@ -578,8 +1108,119 @@
           <w:color w:val="4A4A49"/>
           <w:sz w:val="22"/>
         </w:rPr>
-        <w:t xml:space="preserve">Ver </w:t>
+        <w:t>Úsalas en el tramo 100–115, a personas distintas y al azar.</w:t>
       </w:r>
+    </w:p>
+    <w:p>
+      <w:pPr>
+        <w:pStyle w:val="ListNumber"/>
+      </w:pPr>
+      <w:r>
+        <w:rPr>
+          <w:b w:val="0"/>
+          <w:color w:val="4A4A49"/>
+          <w:sz w:val="22"/>
+        </w:rPr>
+        <w:t>Justifiquen su decision de arquitectura mas importante en 60 segundos.</w:t>
+      </w:r>
+    </w:p>
+    <w:p>
+      <w:pPr>
+        <w:pStyle w:val="ListNumber"/>
+      </w:pPr>
+      <w:r>
+        <w:rPr>
+          <w:b w:val="0"/>
+          <w:color w:val="4A4A49"/>
+          <w:sz w:val="22"/>
+        </w:rPr>
+        <w:t>Cual es el limite conocido de su diseno actual?</w:t>
+      </w:r>
+    </w:p>
+    <w:p>
+      <w:pPr>
+        <w:pStyle w:val="ListNumber"/>
+      </w:pPr>
+      <w:r>
+        <w:rPr>
+          <w:b w:val="0"/>
+          <w:color w:val="4A4A49"/>
+          <w:sz w:val="22"/>
+        </w:rPr>
+        <w:t>Si tuvieran un mes mas, que cambiarian primero y por que?</w:t>
+      </w:r>
+    </w:p>
+    <w:p>
+      <w:pPr>
+        <w:spacing w:before="200" w:after="60"/>
+      </w:pPr>
+      <w:r>
+        <w:rPr>
+          <w:b/>
+          <w:color w:val="1A1C1D"/>
+          <w:sz w:val="32"/>
+        </w:rPr>
+        <w:t>Solución del taller (privada)</w:t>
+      </w:r>
+    </w:p>
+    <w:p>
+      <w:r>
+        <w:rPr>
+          <w:rFonts w:ascii="Consolas" w:hAnsi="Consolas"/>
+          <w:color w:val="111111"/>
+          <w:sz w:val="21"/>
+        </w:rPr>
+        <w:t>Kit docente/Clase 15/Solucion Taller Clase 15 - CloudLite.docx</w:t>
+      </w:r>
+      <w:r>
+        <w:rPr>
+          <w:b w:val="0"/>
+          <w:color w:val="4A4A49"/>
+          <w:sz w:val="22"/>
+        </w:rPr>
+        <w:t xml:space="preserve"> — es la referencia con la que</w:t>
+      </w:r>
+    </w:p>
+    <w:p>
+      <w:r>
+        <w:rPr>
+          <w:b w:val="0"/>
+          <w:color w:val="4A4A49"/>
+          <w:sz w:val="22"/>
+        </w:rPr>
+        <w:t xml:space="preserve">comparas lo que entregan los equipos. </w:t>
+      </w:r>
+      <w:r>
+        <w:rPr>
+          <w:b/>
+          <w:color w:val="4A4A49"/>
+          <w:sz w:val="22"/>
+        </w:rPr>
+        <w:t>No proyectarla completa</w:t>
+      </w:r>
+      <w:r>
+        <w:rPr>
+          <w:b w:val="0"/>
+          <w:color w:val="4A4A49"/>
+          <w:sz w:val="22"/>
+        </w:rPr>
+        <w:t xml:space="preserve"> antes de que trabajen.</w:t>
+      </w:r>
+    </w:p>
+    <w:p>
+      <w:pPr>
+        <w:spacing w:before="200" w:after="60"/>
+      </w:pPr>
+      <w:r>
+        <w:rPr>
+          <w:b/>
+          <w:color w:val="1A1C1D"/>
+          <w:sz w:val="32"/>
+        </w:rPr>
+        <w:t>Quiz</w:t>
+      </w:r>
+    </w:p>
+    <w:p>
       <w:r>
         <w:rPr>
           <w:rFonts w:ascii="Consolas" w:hAnsi="Consolas"/>
@@ -594,7 +1235,33 @@
           <w:color w:val="4A4A49"/>
           <w:sz w:val="22"/>
         </w:rPr>
-        <w:t xml:space="preserve"> (con respuestas).</w:t>
+        <w:t xml:space="preserve"> (versión estudiante, sin respuestas)</w:t>
+      </w:r>
+    </w:p>
+    <w:p>
+      <w:r>
+        <w:rPr>
+          <w:b w:val="0"/>
+          <w:color w:val="4A4A49"/>
+          <w:sz w:val="22"/>
+        </w:rPr>
+        <w:t xml:space="preserve">y </w:t>
+      </w:r>
+      <w:r>
+        <w:rPr>
+          <w:rFonts w:ascii="Consolas" w:hAnsi="Consolas"/>
+          <w:color w:val="111111"/>
+          <w:sz w:val="21"/>
+        </w:rPr>
+        <w:t>Kit docente/Clase 15/Quiz Clase 15 - CLAVE DOCENTE.docx</w:t>
+      </w:r>
+      <w:r>
+        <w:rPr>
+          <w:b w:val="0"/>
+          <w:color w:val="4A4A49"/>
+          <w:sz w:val="22"/>
+        </w:rPr>
+        <w:t xml:space="preserve"> (clave, privada).</w:t>
       </w:r>
     </w:p>
     <w:p>
@@ -673,7 +1340,7 @@
           <w:color w:val="4A4A49"/>
           <w:sz w:val="22"/>
         </w:rPr>
-        <w:t>Plataforma de entrega: ExamLab (examlab.lovable.app/app). La UNIAJC no tiene campus virtual propio.</w:t>
+        <w:t>Plataforma de entrega: ExamLab (https://examlab.lovable.app/). No es la plataforma oficial de la UNIAJC; la universidad no tiene campus virtual propio.</w:t>
       </w:r>
     </w:p>
     <w:p>
@@ -686,7 +1353,7 @@
           <w:color w:val="4A4A49"/>
           <w:sz w:val="22"/>
         </w:rPr>
-        <w:t>Prohibido pedir cloud con tarjeta.</w:t>
+        <w:t>Prohibido pedir cloud con tarjeta: todo el curso corre con free tier o en el navegador.</w:t>
       </w:r>
     </w:p>
     <w:p>

--- a/Arquitectura de Sistemas Computacionales/Kit docente/Clase 15/Guion Docente Clase 15 - Presentacion del proyecto y cierre.docx
+++ b/Arquitectura de Sistemas Computacionales/Kit docente/Clase 15/Guion Docente Clase 15 - Presentacion del proyecto y cierre.docx
@@ -926,23 +926,7 @@
           <w:color w:val="4A4A49"/>
           <w:sz w:val="22"/>
         </w:rPr>
-        <w:t xml:space="preserve">Suban paquete final a </w:t>
-      </w:r>
-      <w:r>
-        <w:rPr>
-          <w:b/>
-          <w:color w:val="4A4A49"/>
-          <w:sz w:val="22"/>
-        </w:rPr>
-        <w:t>ExamLab</w:t>
-      </w:r>
-      <w:r>
-        <w:rPr>
-          <w:b w:val="0"/>
-          <w:color w:val="4A4A49"/>
-          <w:sz w:val="22"/>
-        </w:rPr>
-        <w:t xml:space="preserve"> (módulo Proyectos): informe + evidencias.</w:t>
+        <w:t>Paso 1: armen el paquete final y llenen el indice de 8 filas con entregable, nombre de archivo, ruta dentro del paquete y estado, verificando que los 8 archivos abran desde una maquina distinta a la del autor y que ningun nombre de archivo tenga espacios ni tildes que rompan la descarga.</w:t>
       </w:r>
     </w:p>
     <w:p>
@@ -955,7 +939,7 @@
           <w:color w:val="4A4A49"/>
           <w:sz w:val="22"/>
         </w:rPr>
-        <w:t>Graben o presenten pitch 5–8 min según instrucción del docente.</w:t>
+        <w:t>Paso 2: escriban en ExamLab la lamina unica de arquitectura en Mermaid con las 3 zonas, los 5 contenedores, el edge, la cadena de entrega y los sistemas externos, verificando al renderizar que sea legible en una sola pantalla sin desplazamiento y que use los mismos nombres canonicos del paquete, porque esta es la lamina que van a proyectar en la sustentacion.</w:t>
       </w:r>
     </w:p>
     <w:p>
@@ -968,7 +952,7 @@
           <w:color w:val="4A4A49"/>
           <w:sz w:val="22"/>
         </w:rPr>
-        <w:t>Incluyan Q&amp;A escrito (3 preguntas que se harían a sí mismos + respuestas).</w:t>
+        <w:t>Paso 3: redacten el Q and A escrito con 3 preguntas duras que el jurado podria hacer, una de decision de arquitectura, una de seguridad y una de escala o rendimiento, cada una con respuesta de maximo 4 lineas que cite la evidencia del paquete, verificando que ninguna respuesta sea no lo alcanzamos a hacer sin nombrar la decision consciente que tomaron.</w:t>
       </w:r>
     </w:p>
     <w:p>
@@ -981,7 +965,20 @@
           <w:color w:val="4A4A49"/>
           <w:sz w:val="22"/>
         </w:rPr>
-        <w:t>Reflexión final (½ página): qué trade-off fue el más difícil.</w:t>
+        <w:t>Paso 4: graben o presenten el pitch de 5 a 8 minutos segun la instruccion del docente y registren la tabla de tiempos reales por seccion con el integrante que hablo, verificando que el tiempo total quede entre 5 y 8 minutos y que el enlace del video, si lo graban, se abra sin pedir permisos.</w:t>
+      </w:r>
+    </w:p>
+    <w:p>
+      <w:pPr>
+        <w:pStyle w:val="ListNumber"/>
+      </w:pPr>
+      <w:r>
+        <w:rPr>
+          <w:b w:val="0"/>
+          <w:color w:val="4A4A49"/>
+          <w:sz w:val="22"/>
+        </w:rPr>
+        <w:t>Paso 5: escriban la reflexion de media pagina sobre el trade-off mas difícil y suban el paquete final completo mas las 5 preguntas a ExamLab (modulo Proyectos) en la fecha acordada, verificando que el informe, los diagramas, la evidencia del lab, el ci.yml y la presentacion esten los cinco dentro del mismo paquete.</w:t>
       </w:r>
     </w:p>
     <w:p>

--- a/Arquitectura de Sistemas Computacionales/Kit docente/Clase 15/Guion Docente Clase 15 - Presentacion del proyecto y cierre.docx
+++ b/Arquitectura de Sistemas Computacionales/Kit docente/Clase 15/Guion Docente Clase 15 - Presentacion del proyecto y cierre.docx
@@ -255,7 +255,7 @@
           <w:color w:val="4A4A49"/>
           <w:sz w:val="22"/>
         </w:rPr>
-        <w:t>Existe una prueba practica de tres capas que el docente puede aplicar en voz alta a cualquier afirmacion del equipo, y conviene ensenarla antes de que empiecen las presentaciones. Primera capa, el QUE: «CloudLite corre con un contenedor por servicio». Segunda capa, el POR QUE: «porque el equipo es de tres personas sin presupuesto de nube, y un contenedor se levanta igual en el portatil de cualquiera y en Play with Docker, sin instalar un hipervisor ni pedir tarjeta de credito». Tercera capa, A CAMBIO DE QUE: «a cambio de perder el aislamiento fuerte que da una maquina virtual completa, y de asumir que si el host cae, caen todos los servicios a la vez porque comparten el mismo kernel». Un equipo que solo llega a la primera capa esta leyendo el diagrama en voz alta y no deberia obtener los puntos de sustentacion. Un equipo que llega a la segunda esta justificando. Un equipo que llega a la tercera esta sustentando como un arquitecto, porque demuestra que conocia el costo de su decision antes de tomarla y aun asi la tomo. La instruccion operativa para el docente es simple: ante cada afirmacion, preguntar «a cambio de que», y no aceptar la respuesta «de nada».</w:t>
+        <w:t>Existe una prueba practica de tres capas que el docente puede aplicar en voz alta a cualquier afirmacion del estudiante, y conviene ensenarla antes de que empiecen las presentaciones. Primera capa, el QUE: «CloudLite corre con un contenedor por servicio». Segunda capa, el POR QUE: «porque el proyecto lo sostiene una sola persona sin presupuesto de nube, y un contenedor se levanta igual en el portatil de cualquiera y en LabEx Docker Playground, sin instalar un hipervisor ni pedir tarjeta de credito». Tercera capa, A CAMBIO DE QUE: «a cambio de perder el aislamiento fuerte que da una maquina virtual completa, y de asumir que si el host cae, caen todos los servicios a la vez porque comparten el mismo kernel». Quien solo llega a la primera capa esta leyendo el diagrama en voz alta y no deberia obtener los puntos de sustentacion. Quien llega a la segunda esta justificando. Quien llega a la tercera esta sustentando como un arquitecto, porque demuestra que conocia el costo de su decision antes de tomarla y aun asi la tomo. La instruccion operativa para el docente es simple: ante cada afirmacion, preguntar «a cambio de que», y no aceptar la respuesta «de nada».</w:t>
       </w:r>
     </w:p>
     <w:p>
@@ -265,7 +265,7 @@
           <w:color w:val="4A4A49"/>
           <w:sz w:val="22"/>
         </w:rPr>
-        <w:t>El artefacto que sostiene esa tercera capa es el ADR, o Architecture Decision Record: un documento corto, de una pagina como maximo, que registra UNA sola decision con cuatro secciones fijas. Contexto, es decir que problema se estaba resolviendo y con que restricciones. Decision, en una frase afirmativa y en presente. Alternativas descartadas, al menos dos, cada una con la razon concreta del descarte. Y consecuencias, donde se escribe lo bueno, lo malo y lo neutro que se acepta. Los equipos ya produjeron el ADR-001 en la Clase 2, cuando decidieron el modelo de servicio dominante entre IaaS, PaaS y SaaS; a lo largo del curso debieron acumular tres o cuatro mas: contenedores frente a maquinas virtuales (Clase 3), donde poner la frontera entre servicios (Clase 4), y que se escala y que no (Clase 13). En la sustentacion el ADR no se lee en voz alta: se cita. La forma profesional es «esta decision esta registrada en el ADR-002, y el trade-off que aceptamos fue perder portabilidad entre proveedores», con el numero del ADR visible en la diapositiva. Citar un ADR por numero le dice al evaluador que existe una traza escrita y verificable, no una improvisacion del momento; es la diferencia entre un equipo que decidio y un equipo que recuerda.</w:t>
+        <w:t>El artefacto que sostiene esa tercera capa es el ADR, o Architecture Decision Record: un documento corto, de una pagina como maximo, que registra UNA sola decision con cuatro secciones fijas. Contexto, es decir que problema se estaba resolviendo y con que restricciones. Decision, en una frase afirmativa y en presente. Alternativas descartadas, al menos dos, cada una con la razon concreta del descarte. Y consecuencias, donde se escribe lo bueno, lo malo y lo neutro que se acepta. Los estudiantes ya produjeron el ADR-001 en la Clase 2, cuando decidieron el modelo de servicio dominante entre IaaS, PaaS y SaaS; a lo largo del curso debieron acumular tres o cuatro mas: contenedores frente a maquinas virtuales (Clase 3), donde poner la frontera entre servicios (Clase 4), y que se escala y que no (Clase 13). En la sustentacion el ADR no se lee en voz alta: se cita. La forma profesional es «esta decision esta registrada en el ADR-002, y el trade-off que aceptamos fue perder portabilidad entre proveedores», con el numero del ADR visible en la diapositiva. Citar un ADR por numero le dice al evaluador que existe una traza escrita y verificable, no una improvisacion del momento; es la diferencia entre quien decidio y quien recuerda.</w:t>
       </w:r>
     </w:p>
     <w:p>
@@ -275,7 +275,7 @@
           <w:color w:val="4A4A49"/>
           <w:sz w:val="22"/>
         </w:rPr>
-        <w:t>Un pitch tecnico de 5 a 8 minutos no se improvisa ni se llena de diapositivas. El reparto que funciona, y que es convencion de industria y no regla dura, es el siguiente: 45 a 60 segundos para el problema y el dominio, es decir que hace CloudLite y para quien, sin nombrar una sola tecnologia todavia; 90 segundos para la arquitectura, apoyandose en el diagrama de contexto y el de contenedores; 90 segundos para la decision principal con su trade-off, citando el ADR; 60 a 90 segundos para la evidencia ejecutable, o sea la captura de la sesion de Play with Docker con el contenedor corriendo y el workflow de GitHub Actions en verde; 45 segundos para el punto debil declarado, lo que no escala o lo que no se midio; y 30 segundos de cierre. La suma queda entre 6 y 7 minutos, con margen para tropiezos. La regla practica de diapositivas es una idea por diapositiva y un maximo de ocho diapositivas para ocho minutos. La razon es concreta y el docente debe decirla: si el equipo trae veinte diapositivas, no termina, corre las ultimas, y las ultimas suelen ser justamente las de seguridad, costos y escalabilidad, donde estan los puntos de la rubrica que menos se defienden solos.</w:t>
+        <w:t>Un pitch tecnico de 5 a 8 minutos no se improvisa ni se llena de diapositivas. El reparto que funciona, y que es convencion de industria y no regla dura, es el siguiente: 45 a 60 segundos para el problema y el dominio, es decir que hace CloudLite y para quien, sin nombrar una sola tecnologia todavia; 90 segundos para la arquitectura, apoyandose en el diagrama de contexto y el de contenedores; 90 segundos para la decision principal con su trade-off, citando el ADR; 60 a 90 segundos para la evidencia ejecutable, o sea la captura de la sesion de LabEx Docker Playground con el contenedor corriendo y el workflow de GitHub Actions en verde; 45 segundos para el punto debil declarado, lo que no escala o lo que no se midio; y 30 segundos de cierre. La suma queda entre 6 y 7 minutos, con margen para tropiezos. La regla practica de diapositivas es una idea por diapositiva y un maximo de ocho diapositivas para ocho minutos. La razon es concreta y el docente debe decirla: si el estudiante trae veinte diapositivas, no termina, corre las ultimas, y las ultimas suelen ser justamente las de seguridad, costos y escalabilidad, donde estan los puntos de la rubrica que menos se defienden solos.</w:t>
       </w:r>
     </w:p>
     <w:p>
@@ -285,7 +285,7 @@
           <w:color w:val="4A4A49"/>
           <w:sz w:val="22"/>
         </w:rPr>
-        <w:t>El criterio de calidad que se anuncio desde el checkpoint de la Clase 11 es que CUALQUIER integrante debe poder explicar CUALQUIER parte del sistema en 60 segundos. Esto casi siempre genera la primera pregunta real del estudiante: «podemos repartirnos los temas y que cada uno prepare solo el suyo?». La respuesta del docente debe ser: pueden repartir quien HABLA de cada tema, pero no quien ENTIENDE cada tema, porque el Q&amp;A se dirige al azar. La razon no es castigar. En un equipo profesional, cuando el sistema falla a las once de la noche, contesta quien esta disponible, no el autor del diagrama; un sistema que solo una persona entiende es un riesgo operativo con nombre propio. El segundo motivo es de evaluacion: si solo un integrante puede explicar el diagrama de despliegue, el evaluador no tiene forma de saber si los otros dos participaron o firmaron un trabajo ajeno, y la rubrica de esta clase penaliza explicitamente que un solo integrante presente. La practica concreta que se recomienda antes de grabar o presentar es un ensayo cruzado: cada integrante explica en 60 segundos una parte que NO le toco preparar, y el equipo corrige los huecos que aparezcan. Ese ejercicio suele revelar en cinco minutos lo que la nota habria revelado demasiado tarde.</w:t>
+        <w:t>El criterio de calidad que se anuncio desde el checkpoint de la Clase 11 es la regla de los 60 segundos: quien sustenta debe poder explicar CUALQUIER parte del sistema en 60 segundos, sin buscar en el informe. El trabajo es individual por defecto, asi que en la mayoria de los casos ese "quien" es el propio autor y la regla se comprueba sola; cuando el docente autorizo un equipo de dos o tres, la regla se vuelve exigente y se lee asi: CUALQUIER integrante debe poder explicar CUALQUIER parte. Esto casi siempre genera la primera pregunta real del estudiante: «podemos repartirnos los temas y que cada uno prepare solo el suyo?». La respuesta del docente debe ser: en equipo se puede repartir quien HABLA de cada tema, pero no quien ENTIENDE cada tema, porque el Q&amp;A se dirige al azar; y en modo individual no hay reparto posible, de modo que la pregunta pierde sentido y lo que queda es preparar el sistema completo. La razon no es castigar. En un equipo profesional, cuando el sistema falla a las once de la noche, contesta quien esta disponible, no el autor del diagrama; un sistema que solo una persona entiende es un riesgo operativo con nombre propio. El segundo motivo es de evaluacion: si el estudiante no puede explicar su propio diagrama de despliegue, el evaluador no tiene forma de saber si el artefacto es suyo o copiado, y ese es exactamente el vacio que la sustentacion existe para cerrar. En los equipos autorizados el mismo riesgo se multiplica: si solo un integrante puede explicar el despliegue, no hay evidencia de que los demas participaran, y por eso la rubrica exige que todos hablen y descuenta cuando presenta uno solo. La practica concreta que se recomienda antes de grabar o presentar es un ensayo cruzado con otro estudiante: cada uno explica en 60 segundos una parte del sistema del otro y devuelve los huecos que encontro (en equipo, cada integrante explica una parte que NO le toco preparar). Ese ejercicio suele revelar en cinco minutos lo que la nota habria revelado demasiado tarde.</w:t>
       </w:r>
     </w:p>
     <w:p>
@@ -295,7 +295,7 @@
           <w:color w:val="4A4A49"/>
           <w:sz w:val="22"/>
         </w:rPr>
-        <w:t>El Q&amp;A tecnico tiene tres tipos de pregunta y conviene que el docente los reconozca para dosificarlos. La pregunta de verificacion comprueba que el equipo hizo lo que dice: «muestreme el archivo .yml del workflow» o «en que linea del Dockerfile esta la imagen base y por que eligieron una variante alpine». La pregunta de profundizacion empuja un nivel mas alla de lo presentado: «por que la base de datos no esta en el mismo contenedor que la API». La pregunta hipotetica, o what-if, evalua si el diseno se entiende como sistema y no como dibujo: «si el trafico se multiplica por diez el lunes, que pieza de CloudLite se rompe primero y como se darian cuenta». Aqui aparece la segunda pregunta previsible del estudiante: «y si no sabemos la respuesta?». La respuesta correcta es que decir «no lo medimos» no penaliza si va acompanado de como se mediria: «no medimos el p95 porque no hay trafico real, pero el plan es simular 50 peticiones por segundo y observar la latencia de la API, que es el cuello de botella que sospechamos por lo que vimos en la Clase 12». Improvisar un dato falso, en cambio, se detecta con una sola pregunta de seguimiento y cuesta mucho mas que admitir el limite. Como la Clase 15 es autonoma por festivo (16 de noviembre), la sustentacion puede ser un video grabado; en ese caso el Q&amp;A en vivo se sustituye por el Q&amp;A escrito que exige el taller, es decir tres preguntas que el propio equipo se haria con su respuesta, lo cual mide exactamente la misma capacidad de anticipar objeciones.</w:t>
+        <w:t>El Q&amp;A tecnico tiene tres tipos de pregunta y conviene que el docente los reconozca para dosificarlos. La pregunta de verificacion comprueba que el estudiante hizo lo que dice: «muestreme el archivo .yml del workflow» o «en que linea del Dockerfile esta la imagen base y por que eligieron una variante alpine». La pregunta de profundizacion empuja un nivel mas alla de lo presentado: «por que la base de datos no esta en el mismo contenedor que la API». La pregunta hipotetica, o what-if, evalua si el diseno se entiende como sistema y no como dibujo: «si el trafico se multiplica por diez el lunes, que pieza de CloudLite se rompe primero y como se darian cuenta». Aqui aparece la segunda pregunta previsible del estudiante: «y si no sabemos la respuesta?». La respuesta correcta es que decir «no lo medimos» no penaliza si va acompanado de como se mediria: «no medimos el p95 porque no hay trafico real, pero el plan es simular 50 peticiones por segundo y observar la latencia de la API, que es el cuello de botella que sospechamos por lo que vimos en la Clase 12». Improvisar un dato falso, en cambio, se detecta con una sola pregunta de seguimiento y cuesta mucho mas que admitir el limite. Como la Clase 15 es autonoma por festivo (16 de noviembre), la sustentacion puede ser un video grabado; en ese caso el Q&amp;A en vivo se sustituye por el Q&amp;A escrito que exige el taller, es decir tres preguntas que el propio estudiante se haria con su respuesta, lo cual mide exactamente la misma capacidad de anticipar objeciones.</w:t>
       </w:r>
     </w:p>
     <w:p>
@@ -305,7 +305,7 @@
           <w:color w:val="4A4A49"/>
           <w:sz w:val="22"/>
         </w:rPr>
-        <w:t>Evaluar con rubrica significa asignar puntos a evidencia observable y no a impresion general, y por eso conviene leer el reparto en voz alta al abrir la clase. Los 100 puntos del PI CloudLite App se distribuyen asi: 15 puntos por dominio y decision IaaS/PaaS/SaaS justificada, 25 por los diagramas de arquitectura (componentes y despliegue), 20 por el lab de contenedores con Dockerfile o compose mas la captura de la sesion, 15 por el CI/CD conceptual con el workflow .yml explicado, 10 por las secciones de seguridad, costos y escalabilidad del informe, y 15 por informe y sustentacion. Ese reparto responde la tercera pregunta previsible: «si el diagrama esta perfecto pero presentamos mal, cuanto pierdo?». Directamente, hasta 15 puntos. Indirectamente mucho mas, porque la sustentacion es el mecanismo con el que el evaluador verifica que los otros 85 puntos son del equipo: un diagrama excelente que nadie puede explicar levanta una duda de autoria que ninguna diapositiva resuelve. Y va el recordatorio de pesos que evita reclamos posteriores: estos 100 puntos valen 20% del Corte 3, el Parcial 3 de la Clase 14 (9 de noviembre, presencial y escrito) vale 15%, y la asistencia 5%. El proyecto no reemplaza ni compensa el parcial; son evaluaciones distintas del mismo corte, y decirlo una vez hoy ahorra tres correos la semana siguiente.</w:t>
+        <w:t>Evaluar con rubrica significa asignar puntos a evidencia observable y no a impresion general, y por eso conviene leer el reparto en voz alta al abrir la clase. Los 100 puntos del PI CloudLite App se distribuyen asi: 15 puntos por dominio y decision IaaS/PaaS/SaaS justificada, 25 por los diagramas de arquitectura (componentes y despliegue), 20 por el lab de contenedores con Dockerfile o compose mas la captura de la sesion, 15 por el CI/CD conceptual con el workflow .yml explicado, 10 por las secciones de seguridad, costos y escalabilidad del informe, y 15 por informe y sustentacion. Ese reparto responde la tercera pregunta previsible: «si el diagrama esta perfecto pero presentamos mal, cuanto pierdo?». Directamente, hasta 15 puntos. Indirectamente mucho mas, porque la sustentacion es el mecanismo con el que el evaluador verifica que los otros 85 puntos son de quien sustenta: un diagrama excelente que nadie puede explicar levanta una duda de autoria que ninguna diapositiva resuelve. Y va el recordatorio de pesos que evita reclamos posteriores: estos 100 puntos valen 20% del Corte 3, el Parcial 3 de la Clase 14 (9 de noviembre, presencial y escrito) vale 15%, y la asistencia 5%. El proyecto no reemplaza ni compensa el parcial; son evaluaciones distintas del mismo corte, y decirlo una vez hoy ahorra tres correos la semana siguiente.</w:t>
       </w:r>
     </w:p>
     <w:p>
@@ -315,7 +315,7 @@
           <w:color w:val="4A4A49"/>
           <w:sz w:val="22"/>
         </w:rPr>
-        <w:t>El cierre del curso debe conectar lo hecho con la practica profesional, porque de eso depende que el estudiante conserve el material en vez de borrarlo al terminar el semestre. En la industria, esta sustentacion tiene nombre propio: design review, o architecture review. Un equipo presenta una propuesta a pares y a arquitectos mas experimentados cuyo trabajo explicito es buscarle el punto debil antes de que ese punto debil cueste dinero; y lo que se pregunta ahi es exactamente lo mismo que hoy, es decir que decidieron, que descartaron, que aceptaron perder, y como sabran si se equivocaron. El ADR es un formato real, usado en equipos reales, no un invento academico del curso. Conviene tambien cerrar la duda sobre las herramientas, porque algun estudiante la trae: el curso prohibio la nube de pago por razones pedagogicas y de equidad, no porque draw.io, Play with Docker y GitHub Actions sean juguetes. El diagrama de contenedores, el Dockerfile y el pipeline que el equipo escribio son los mismos artefactos que se producen con una cuenta corporativa; lo que no se aprende en un free tier es justamente lo que si se aprendio aqui, que es razonar el trade-off. La frase de cierre util es que arquitectura no es una lista de logos de proveedores, sino un conjunto de decisiones documentadas con sus consecuencias. Y el pedido final debe ser concreto y verificable: conserven el repositorio con el informe, los diagramas y el workflow como portafolio, porque eso es lo que se muestra en una primera entrevista tecnica cuando piden un ejemplo de trabajo propio.</w:t>
+        <w:t>El cierre del curso debe conectar lo hecho con la practica profesional, porque de eso depende que el estudiante conserve el material en vez de borrarlo al terminar el semestre. En la industria, esta sustentacion tiene nombre propio: design review, o architecture review. Un equipo presenta una propuesta a pares y a arquitectos mas experimentados cuyo trabajo explicito es buscarle el punto debil antes de que ese punto debil cueste dinero; y lo que se pregunta ahi es exactamente lo mismo que hoy, es decir que decidieron, que descartaron, que aceptaron perder, y como sabran si se equivocaron. El ADR es un formato real, usado en equipos reales, no un invento academico del curso. Conviene tambien cerrar la duda sobre las herramientas, porque algun estudiante la trae: el curso prohibio la nube de pago por razones pedagogicas y de equidad, no porque draw.io, LabEx Docker Playground y GitHub Actions sean juguetes. El diagrama de contenedores, el Dockerfile y el pipeline que el estudiante escribio son los mismos artefactos que se producen con una cuenta corporativa; lo que no se aprende en un free tier es justamente lo que si se aprendio aqui, que es razonar el trade-off. La frase de cierre util es que arquitectura no es una lista de logos de proveedores, sino un conjunto de decisiones documentadas con sus consecuencias. Y el pedido final debe ser concreto y verificable: conserven el repositorio con el informe, los diagramas y el workflow como portafolio, porque eso es lo que se muestra en una primera entrevista tecnica cuando piden un ejemplo de trabajo propio.</w:t>
       </w:r>
     </w:p>
     <w:p>
@@ -325,7 +325,7 @@
           <w:color w:val="4A4A49"/>
           <w:sz w:val="22"/>
         </w:rPr>
-        <w:t>Error tipico del docente que no domina el tema: el primero es permitir que un solo integrante presente todo mientras los demas observan en silencio, normalmente porque es el que habla mejor y la presentacion sale mas fluida. La consecuencia aguas abajo es que el docente pierde el unico instrumento que tenia para verificar autoria individual, y cuando llegue el reclamo de nota no tendra ninguna evidencia para sostener la calificacion de los otros dos integrantes. El segundo es aceptar como sustentacion la lectura descriptiva del diagrama, del tipo «aqui esta la API, aqui la base de datos, aqui el balanceador», sin exigir nunca la tercera capa del trade-off. La consecuencia es que el estudiante cierra el curso creyendo que arquitectura es dibujar cajas, y en la siguiente asignatura o en su primer empleo no sabra defender una decision frente a un lider tecnico que le pregunte por el costo de mantenerla. Un tercer tropiezo menor pero muy frecuente: dejar el Q&amp;A para el ultimo minuto y quedarse sin tiempo, con lo cual los 15 puntos de informe y sustentacion se califican sobre la presentacion sola y se pierde precisamente la parte que mas informacion da sobre lo que cada integrante entendio.</w:t>
+        <w:t>Error tipico del docente que no domina el tema: el primero es dar por sustentado un paquete sin haber hecho una sola pregunta al azar, y en los equipos autorizados permitir que un solo integrante presente todo mientras los demas observan en silencio, normalmente porque es el que habla mejor y la presentacion sale mas fluida. La consecuencia aguas abajo es la misma en los dos casos: el docente pierde el unico instrumento que tenia para verificar autoria individual, y cuando llegue el reclamo de nota no tendra con que sostener la calificacion de quien no hablo. El segundo es aceptar como sustentacion la lectura descriptiva del diagrama, del tipo «aqui esta la API, aqui la base de datos, aqui el balanceador», sin exigir nunca la tercera capa del trade-off. La consecuencia es que el estudiante cierra el curso creyendo que arquitectura es dibujar cajas, y en la siguiente asignatura o en su primer empleo no sabra defender una decision frente a un lider tecnico que le pregunte por el costo de mantenerla. Un tercer tropiezo menor pero muy frecuente: dejar el Q&amp;A para el ultimo minuto y quedarse sin tiempo, con lo cual los 15 puntos de informe y sustentacion se califican sobre la presentacion sola y se pierde precisamente la parte que mas informacion da sobre lo que el estudiante realmente entendio.</w:t>
       </w:r>
     </w:p>
     <w:p>
@@ -775,7 +775,7 @@
           <w:color w:val="4A4A49"/>
           <w:sz w:val="22"/>
         </w:rPr>
-        <w:t>Recuerde la regla de los 60 segundos: cualquier integrante debe poder explicar cualquier parte.</w:t>
+        <w:t>Recuerde la regla de los 60 segundos: quien sustenta debe poder explicar cualquier parte del paquete, y si hubo equipo autorizado, cualquier integrante.</w:t>
       </w:r>
     </w:p>
     <w:p>
@@ -965,7 +965,7 @@
           <w:color w:val="4A4A49"/>
           <w:sz w:val="22"/>
         </w:rPr>
-        <w:t>Paso 4: graben o presenten el pitch de 5 a 8 minutos segun la instruccion del docente y registren la tabla de tiempos reales por seccion con el integrante que hablo, verificando que el tiempo total quede entre 5 y 8 minutos y que el enlace del video, si lo graban, se abra sin pedir permisos.</w:t>
+        <w:t>Paso 4: graben o presenten el pitch de 5 a 8 minutos segun la instruccion del docente y registren la tabla de tiempos reales por seccion con quien hablo en cada una, verificando que el tiempo total quede entre 5 y 8 minutos y que el enlace del video, si lo graban, se abra sin pedir permisos.</w:t>
       </w:r>
     </w:p>
     <w:p>
@@ -1030,7 +1030,7 @@
           <w:color w:val="4A4A49"/>
           <w:sz w:val="22"/>
         </w:rPr>
-        <w:t>Explicación oral de 60 s por integrante (muestreo).</w:t>
+        <w:t>Explicación oral de 60 s por estudiante (muestreo; si autorizaste equipos, pregunta a cualquier integrante).</w:t>
       </w:r>
     </w:p>
     <w:p>
@@ -1069,7 +1069,7 @@
           <w:color w:val="4A4A49"/>
           <w:sz w:val="22"/>
         </w:rPr>
-        <w:t>Un integrante presenta y el resto observa. Distribuya el Q&amp;A a proposito.</w:t>
+        <w:t>En equipos autorizados, que un integrante presente y el resto observe. Distribuya el Q&amp;A a proposito entre todos.</w:t>
       </w:r>
     </w:p>
     <w:p>
@@ -1082,7 +1082,7 @@
           <w:color w:val="4A4A49"/>
           <w:sz w:val="22"/>
         </w:rPr>
-        <w:t>Presentar sin mencionar ningun limite del diseno. Un equipo que no reconoce limites no entendio el trade-off.</w:t>
+        <w:t>Presentar sin mencionar ningun limite del diseno. Quien no reconoce limites no entendio el trade-off.</w:t>
       </w:r>
     </w:p>
     <w:p>
@@ -1185,7 +1185,7 @@
           <w:color w:val="4A4A49"/>
           <w:sz w:val="22"/>
         </w:rPr>
-        <w:t xml:space="preserve">comparas lo que entregan los equipos. </w:t>
+        <w:t xml:space="preserve">comparas lo que entregan los estudiantes. </w:t>
       </w:r>
       <w:r>
         <w:rPr>

--- a/Arquitectura de Sistemas Computacionales/Kit docente/Clase 15/Guion Docente Clase 15 - Presentacion del proyecto y cierre.docx
+++ b/Arquitectura de Sistemas Computacionales/Kit docente/Clase 15/Guion Docente Clase 15 - Presentacion del proyecto y cierre.docx
@@ -69,7 +69,23 @@
           <w:color w:val="4A4A49"/>
           <w:sz w:val="22"/>
         </w:rPr>
-        <w:t>Tipo: Actividad autónoma</w:t>
+        <w:t xml:space="preserve">Tipo: Sustentación del Proyecto Integrador · </w:t>
+      </w:r>
+      <w:r>
+        <w:rPr>
+          <w:b/>
+          <w:color w:val="4A4A49"/>
+          <w:sz w:val="22"/>
+        </w:rPr>
+        <w:t>en vivo</w:t>
+      </w:r>
+      <w:r>
+        <w:rPr>
+          <w:b w:val="0"/>
+          <w:color w:val="4A4A49"/>
+          <w:sz w:val="22"/>
+        </w:rPr>
+        <w:t xml:space="preserve"> (síncrona)</w:t>
       </w:r>
     </w:p>
     <w:p>
@@ -137,7 +153,7 @@
           <w:color w:val="4A4A49"/>
           <w:sz w:val="22"/>
         </w:rPr>
-        <w:t>Entregar y sustentar CloudLite App con evidencias completas.</w:t>
+        <w:t>Sustentar en vivo CloudLite App con evidencias completas.</w:t>
       </w:r>
     </w:p>
     <w:p>
@@ -150,7 +166,7 @@
           <w:color w:val="4A4A49"/>
           <w:sz w:val="22"/>
         </w:rPr>
-        <w:t>Responder preguntas de arquitectura (ADRs, amenazas, escala).</w:t>
+        <w:t>Responder en vivo preguntas de arquitectura (ADRs, amenazas, escala).</w:t>
       </w:r>
     </w:p>
     <w:p>
@@ -186,7 +202,7 @@
           <w:color w:val="4A4A49"/>
           <w:sz w:val="22"/>
         </w:rPr>
-        <w:t>Sustentación / entrega final del PI CloudLite App</w:t>
+        <w:t>Sustentar en vivo el PI CloudLite App y entregar el paquete final</w:t>
       </w:r>
     </w:p>
     <w:p>
@@ -204,7 +220,7 @@
           <w:color w:val="4A4A49"/>
           <w:sz w:val="22"/>
         </w:rPr>
-        <w:t xml:space="preserve"> Paquete final + presentación 5–8 min (entrega en ExamLab · módulo Proyectos)</w:t>
+        <w:t xml:space="preserve"> Paquete final en ExamLab (módulo Proyectos) + pitch de 5–8 min sustentado hoy en clase + Q&amp;A</w:t>
       </w:r>
     </w:p>
     <w:p>
@@ -285,7 +301,7 @@
           <w:color w:val="4A4A49"/>
           <w:sz w:val="22"/>
         </w:rPr>
-        <w:t>El criterio de calidad que se anuncio desde el checkpoint de la Clase 11 es la regla de los 60 segundos: quien sustenta debe poder explicar CUALQUIER parte del sistema en 60 segundos, sin buscar en el informe. El trabajo es individual por defecto, asi que en la mayoria de los casos ese "quien" es el propio autor y la regla se comprueba sola; cuando el docente autorizo un equipo de dos o tres, la regla se vuelve exigente y se lee asi: CUALQUIER integrante debe poder explicar CUALQUIER parte. Esto casi siempre genera la primera pregunta real del estudiante: «podemos repartirnos los temas y que cada uno prepare solo el suyo?». La respuesta del docente debe ser: en equipo se puede repartir quien HABLA de cada tema, pero no quien ENTIENDE cada tema, porque el Q&amp;A se dirige al azar; y en modo individual no hay reparto posible, de modo que la pregunta pierde sentido y lo que queda es preparar el sistema completo. La razon no es castigar. En un equipo profesional, cuando el sistema falla a las once de la noche, contesta quien esta disponible, no el autor del diagrama; un sistema que solo una persona entiende es un riesgo operativo con nombre propio. El segundo motivo es de evaluacion: si el estudiante no puede explicar su propio diagrama de despliegue, el evaluador no tiene forma de saber si el artefacto es suyo o copiado, y ese es exactamente el vacio que la sustentacion existe para cerrar. En los equipos autorizados el mismo riesgo se multiplica: si solo un integrante puede explicar el despliegue, no hay evidencia de que los demas participaran, y por eso la rubrica exige que todos hablen y descuenta cuando presenta uno solo. La practica concreta que se recomienda antes de grabar o presentar es un ensayo cruzado con otro estudiante: cada uno explica en 60 segundos una parte del sistema del otro y devuelve los huecos que encontro (en equipo, cada integrante explica una parte que NO le toco preparar). Ese ejercicio suele revelar en cinco minutos lo que la nota habria revelado demasiado tarde.</w:t>
+        <w:t>El criterio de calidad que se anuncio desde el checkpoint de la Clase 11 es la regla de los 60 segundos: quien sustenta debe poder explicar CUALQUIER parte del sistema en 60 segundos, sin buscar en el informe. El trabajo es individual por defecto, asi que en la mayoria de los casos ese "quien" es el propio autor y la regla se comprueba sola; cuando el docente autorizo un equipo de dos o tres, la regla se vuelve exigente y se lee asi: CUALQUIER integrante debe poder explicar CUALQUIER parte. Esto casi siempre genera la primera pregunta real del estudiante: «podemos repartirnos los temas y que cada uno prepare solo el suyo?». La respuesta del docente debe ser: en equipo se puede repartir quien HABLA de cada tema, pero no quien ENTIENDE cada tema, porque el Q&amp;A se dirige al azar; y en modo individual no hay reparto posible, de modo que la pregunta pierde sentido y lo que queda es preparar el sistema completo. La razon no es castigar. En un equipo profesional, cuando el sistema falla a las once de la noche, contesta quien esta disponible, no el autor del diagrama; un sistema que solo una persona entiende es un riesgo operativo con nombre propio. El segundo motivo es de evaluacion: si el estudiante no puede explicar su propio diagrama de despliegue, el evaluador no tiene forma de saber si el artefacto es suyo o copiado, y ese es exactamente el vacio que la sustentacion existe para cerrar. En los equipos autorizados el mismo riesgo se multiplica: si solo un integrante puede explicar el despliegue, no hay evidencia de que los demas participaran, y por eso la rubrica exige que todos hablen y descuenta cuando presenta uno solo. La practica concreta que se recomienda antes de presentar es un ensayo cruzado con otro estudiante: cada uno explica en 60 segundos una parte del sistema del otro y devuelve los huecos que encontro (en equipo, cada integrante explica una parte que NO le toco preparar). Ese ejercicio suele revelar en cinco minutos lo que la nota habria revelado demasiado tarde.</w:t>
       </w:r>
     </w:p>
     <w:p>
@@ -295,7 +311,7 @@
           <w:color w:val="4A4A49"/>
           <w:sz w:val="22"/>
         </w:rPr>
-        <w:t>El Q&amp;A tecnico tiene tres tipos de pregunta y conviene que el docente los reconozca para dosificarlos. La pregunta de verificacion comprueba que el estudiante hizo lo que dice: «muestreme el archivo .yml del workflow» o «en que linea del Dockerfile esta la imagen base y por que eligieron una variante alpine». La pregunta de profundizacion empuja un nivel mas alla de lo presentado: «por que la base de datos no esta en el mismo contenedor que la API». La pregunta hipotetica, o what-if, evalua si el diseno se entiende como sistema y no como dibujo: «si el trafico se multiplica por diez el lunes, que pieza de CloudLite se rompe primero y como se darian cuenta». Aqui aparece la segunda pregunta previsible del estudiante: «y si no sabemos la respuesta?». La respuesta correcta es que decir «no lo medimos» no penaliza si va acompanado de como se mediria: «no medimos el p95 porque no hay trafico real, pero el plan es simular 50 peticiones por segundo y observar la latencia de la API, que es el cuello de botella que sospechamos por lo que vimos en la Clase 12». Improvisar un dato falso, en cambio, se detecta con una sola pregunta de seguimiento y cuesta mucho mas que admitir el limite. Como la Clase 15 es autonoma por festivo (16 de noviembre), la sustentacion puede ser un video grabado; en ese caso el Q&amp;A en vivo se sustituye por el Q&amp;A escrito que exige el taller, es decir tres preguntas que el propio estudiante se haria con su respuesta, lo cual mide exactamente la misma capacidad de anticipar objeciones.</w:t>
+        <w:t>El Q&amp;A tecnico tiene tres tipos de pregunta y conviene que el docente los reconozca para dosificarlos. La pregunta de verificacion comprueba que el estudiante hizo lo que dice: «muestreme el archivo .yml del workflow» o «en que linea del Dockerfile esta la imagen base y por que eligieron una variante alpine». La pregunta de profundizacion empuja un nivel mas alla de lo presentado: «por que la base de datos no esta en el mismo contenedor que la API». La pregunta hipotetica, o what-if, evalua si el diseno se entiende como sistema y no como dibujo: «si el trafico se multiplica por diez el lunes, que pieza de CloudLite se rompe primero y como se darian cuenta». Aqui aparece la segunda pregunta previsible del estudiante: «y si no sabemos la respuesta?». La respuesta correcta es que decir «no lo medimos» no penaliza si va acompanado de como se mediria: «no medimos el p95 porque no hay trafico real, pero el plan es simular 50 peticiones por segundo y observar la latencia de la API, que es el cuello de botella que sospechamos por lo que vimos en la Clase 12». Improvisar un dato falso, en cambio, se detecta con una sola pregunta de seguimiento y cuesta mucho mas que admitir el limite. Y conviene ser explicito sobre el formato de la sesion, porque es lo que decide como se prepara el estudiante: la Clase 15 se dicta en la ultima sesion del semestre (16 de noviembre) como sustentacion EN VIVO, sincrona, con turnos de unos 6 minutos de pitch y 2 a 4 de preguntas. No es clase autonoma y la defensa no se reemplaza por un video grabado, porque el Q&amp;A dirigido al azar es justamente el instrumento que verifica autoria y no tiene sustituto asincronico. El Q&amp;A escrito que pide el taller (tres preguntas duras que el propio estudiante se haria, con su respuesta) no reemplaza nada: es la preparacion del Q&amp;A en vivo, y en la practica el estudiante que lo escribio en serio responde mucho mejor cuando la pregunta llega de verdad.</w:t>
       </w:r>
     </w:p>
     <w:p>
@@ -377,7 +393,7 @@
           <w:color w:val="1A1C1D"/>
           <w:sz w:val="32"/>
         </w:rPr>
-        <w:t>Modalidad autónoma (festivo)</w:t>
+        <w:t>Modalidad de la sesión: sustentaciones EN VIVO</w:t>
       </w:r>
     </w:p>
     <w:p>
@@ -387,7 +403,7 @@
           <w:color w:val="4A4A49"/>
           <w:sz w:val="22"/>
         </w:rPr>
-        <w:t>Esta clase cae en festivo: no hay encuentro síncrono obligatorio. El estudiante trabaja solo,</w:t>
+        <w:t>Este bloque de 120 min se dedica íntegramente a las sustentaciones del Proyecto Integrador,</w:t>
       </w:r>
     </w:p>
     <w:p>
@@ -397,15 +413,15 @@
           <w:color w:val="4A4A49"/>
           <w:sz w:val="22"/>
         </w:rPr>
-        <w:t xml:space="preserve">con </w:t>
+        <w:t xml:space="preserve">con encuentro síncrono. </w:t>
       </w:r>
       <w:r>
         <w:rPr>
-          <w:rFonts w:ascii="Consolas" w:hAnsi="Consolas"/>
-          <w:color w:val="111111"/>
-          <w:sz w:val="21"/>
+          <w:b/>
+          <w:color w:val="4A4A49"/>
+          <w:sz w:val="22"/>
         </w:rPr>
-        <w:t>Presentacion.pptx</w:t>
+        <w:t>No es clase autónoma y no es parcial.</w:t>
       </w:r>
       <w:r>
         <w:rPr>
@@ -413,23 +429,7 @@
           <w:color w:val="4A4A49"/>
           <w:sz w:val="22"/>
         </w:rPr>
-        <w:t xml:space="preserve"> + el taller de la carpeta </w:t>
-      </w:r>
-      <w:r>
-        <w:rPr>
-          <w:rFonts w:ascii="Consolas" w:hAnsi="Consolas"/>
-          <w:color w:val="111111"/>
-          <w:sz w:val="21"/>
-        </w:rPr>
-        <w:t>Clases/</w:t>
-      </w:r>
-      <w:r>
-        <w:rPr>
-          <w:b w:val="0"/>
-          <w:color w:val="4A4A49"/>
-          <w:sz w:val="22"/>
-        </w:rPr>
-        <w:t>. Por eso el material publicado</w:t>
+        <w:t xml:space="preserve"> No autorices reemplazar la</w:t>
       </w:r>
     </w:p>
     <w:p>
@@ -439,23 +439,37 @@
           <w:color w:val="4A4A49"/>
           <w:sz w:val="22"/>
         </w:rPr>
-        <w:t xml:space="preserve">tiene que ser </w:t>
+        <w:t>defensa por un video grabado: la sustentación es el único instrumento con el que verificas</w:t>
       </w:r>
-      <w:r>
-        <w:rPr>
-          <w:b/>
-          <w:color w:val="4A4A49"/>
-          <w:sz w:val="22"/>
-        </w:rPr>
-        <w:t>autosuficiente</w:t>
-      </w:r>
+    </w:p>
+    <w:p>
       <w:r>
         <w:rPr>
           <w:b w:val="0"/>
           <w:color w:val="4A4A49"/>
           <w:sz w:val="22"/>
         </w:rPr>
-        <w:t>: lo que no quede escrito, nadie lo va a explicar en vivo.</w:t>
+        <w:t>autoría de los otros puntos del PI, y el Q&amp;A en vivo no se puede sustituir por un documento.</w:t>
+      </w:r>
+    </w:p>
+    <w:p>
+      <w:r>
+        <w:rPr>
+          <w:b w:val="0"/>
+          <w:color w:val="4A4A49"/>
+          <w:sz w:val="22"/>
+        </w:rPr>
+        <w:t>El día cae en festivo de calendario, pero la sesión está destinada por decisión docente a</w:t>
+      </w:r>
+    </w:p>
+    <w:p>
+      <w:r>
+        <w:rPr>
+          <w:b w:val="0"/>
+          <w:color w:val="4A4A49"/>
+          <w:sz w:val="22"/>
+        </w:rPr>
+        <w:t>sustentar: anúncialo por escrito una semana antes para que nadie asuma que no hay clase.</w:t>
       </w:r>
     </w:p>
     <w:p>
@@ -468,7 +482,7 @@
           <w:color w:val="1A1C1D"/>
           <w:sz w:val="32"/>
         </w:rPr>
-        <w:t>Qué publicar (antes del día de la clase)</w:t>
+        <w:t>Antes de la sesión (semana previa)</w:t>
       </w:r>
     </w:p>
     <w:p>
@@ -481,7 +495,43 @@
           <w:color w:val="4A4A49"/>
           <w:sz w:val="22"/>
         </w:rPr>
-        <w:t>En ExamLab: las diapositivas, el taller y el recordatorio del hito del PI.</w:t>
+        <w:t xml:space="preserve">Publica el orden y la duración exacta del turno: </w:t>
+      </w:r>
+      <w:r>
+        <w:rPr>
+          <w:b/>
+          <w:color w:val="4A4A49"/>
+          <w:sz w:val="22"/>
+        </w:rPr>
+        <w:t>6 min de pitch + 2–4 min de Q&amp;A</w:t>
+      </w:r>
+      <w:r>
+        <w:rPr>
+          <w:b w:val="0"/>
+          <w:color w:val="4A4A49"/>
+          <w:sz w:val="22"/>
+        </w:rPr>
+        <w:t>.</w:t>
+      </w:r>
+    </w:p>
+    <w:p>
+      <w:r>
+        <w:rPr>
+          <w:b w:val="0"/>
+          <w:color w:val="4A4A49"/>
+          <w:sz w:val="22"/>
+        </w:rPr>
+        <w:t>Con 12 sustentaciones eso es ~110 min; si el grupo es más grande, baja a 5 + 2 y avísalo</w:t>
+      </w:r>
+    </w:p>
+    <w:p>
+      <w:r>
+        <w:rPr>
+          <w:b w:val="0"/>
+          <w:color w:val="4A4A49"/>
+          <w:sz w:val="22"/>
+        </w:rPr>
+        <w:t>antes, nunca el mismo día.</w:t>
       </w:r>
     </w:p>
     <w:p>
@@ -494,7 +544,7 @@
           <w:color w:val="4A4A49"/>
           <w:sz w:val="22"/>
         </w:rPr>
-        <w:t xml:space="preserve">La sección «Fundamento teórico para el docente» de este guion, adaptada como </w:t>
+        <w:t xml:space="preserve">Exige el paquete subido a ExamLab (módulo Proyectos) </w:t>
       </w:r>
       <w:r>
         <w:rPr>
@@ -502,7 +552,15 @@
           <w:color w:val="4A4A49"/>
           <w:sz w:val="22"/>
         </w:rPr>
-        <w:t>lectura guía</w:t>
+        <w:t>antes</w:t>
+      </w:r>
+      <w:r>
+        <w:rPr>
+          <w:b w:val="0"/>
+          <w:color w:val="4A4A49"/>
+          <w:sz w:val="22"/>
+        </w:rPr>
+        <w:t xml:space="preserve"> del bloque: quien llega a</w:t>
       </w:r>
     </w:p>
     <w:p>
@@ -512,7 +570,7 @@
           <w:color w:val="4A4A49"/>
           <w:sz w:val="22"/>
         </w:rPr>
-        <w:t>del estudiante — es el reemplazo de la explicación en vivo, no un anexo opcional.</w:t>
+        <w:t>subir archivos consume el tiempo de otro. Verifica tú mismo que los enlaces abren.</w:t>
       </w:r>
     </w:p>
     <w:p>
@@ -525,23 +583,7 @@
           <w:color w:val="4A4A49"/>
           <w:sz w:val="22"/>
         </w:rPr>
-        <w:t xml:space="preserve">La </w:t>
-      </w:r>
-      <w:r>
-        <w:rPr>
-          <w:b/>
-          <w:color w:val="4A4A49"/>
-          <w:sz w:val="22"/>
-        </w:rPr>
-        <w:t>salida esperada</w:t>
-      </w:r>
-      <w:r>
-        <w:rPr>
-          <w:b w:val="0"/>
-          <w:color w:val="4A4A49"/>
-          <w:sz w:val="22"/>
-        </w:rPr>
-        <w:t xml:space="preserve"> del ejercicio (ver la demo de abajo), para que el estudiante autónomo</w:t>
+        <w:t>Ten a mano la rúbrica impresa por estudiante y la lista de preguntas de comprobación de</w:t>
       </w:r>
     </w:p>
     <w:p>
@@ -551,7 +593,7 @@
           <w:color w:val="4A4A49"/>
           <w:sz w:val="22"/>
         </w:rPr>
-        <w:t>pueda comparar y saber si le quedó bien sin preguntarte.</w:t>
+        <w:t>abajo, para no improvisar el Q&amp;A ni preguntar lo mismo a todos.</w:t>
       </w:r>
     </w:p>
     <w:p>
@@ -564,7 +606,7 @@
           <w:color w:val="4A4A49"/>
           <w:sz w:val="22"/>
         </w:rPr>
-        <w:t>Mensaje sugerido: «Clase 15 autónoma (festivo). Hoy avanzamos el PI en: Sustentación / entrega final del PI CloudLite App.</w:t>
+        <w:t>Si en la clase anterior no alcanzaron a ensayar, modela tú el formato antes de abrir turnos</w:t>
       </w:r>
     </w:p>
     <w:p>
@@ -574,138 +616,7 @@
           <w:color w:val="4A4A49"/>
           <w:sz w:val="22"/>
         </w:rPr>
-        <w:t>Entregable: Paquete final + presentación 5–8 min (entrega en ExamLab · módulo Proyectos). Fecha límite: domingo 23:59. Dudas por foro/correo institucional.»</w:t>
-      </w:r>
-    </w:p>
-    <w:p>
-      <w:pPr>
-        <w:spacing w:before="200" w:after="60"/>
-      </w:pPr>
-      <w:r>
-        <w:rPr>
-          <w:b/>
-          <w:color w:val="1A1C1D"/>
-          <w:sz w:val="32"/>
-        </w:rPr>
-        <w:t>Cómo debería repartir su tiempo el estudiante (120 min equivalentes)</w:t>
-      </w:r>
-    </w:p>
-    <w:p>
-      <w:pPr>
-        <w:pStyle w:val="ListBullet"/>
-      </w:pPr>
-      <w:r>
-        <w:rPr>
-          <w:b/>
-          <w:color w:val="4A4A49"/>
-          <w:sz w:val="22"/>
-        </w:rPr>
-        <w:t>0–15</w:t>
-      </w:r>
-      <w:r>
-        <w:rPr>
-          <w:b w:val="0"/>
-          <w:color w:val="4A4A49"/>
-          <w:sz w:val="22"/>
-        </w:rPr>
-        <w:t xml:space="preserve"> Leer el encuadre y el objetivo del día; ubicar en qué quedó su CloudLite.</w:t>
-      </w:r>
-    </w:p>
-    <w:p>
-      <w:pPr>
-        <w:pStyle w:val="ListBullet"/>
-      </w:pPr>
-      <w:r>
-        <w:rPr>
-          <w:b/>
-          <w:color w:val="4A4A49"/>
-          <w:sz w:val="22"/>
-        </w:rPr>
-        <w:t>15–45</w:t>
-      </w:r>
-      <w:r>
-        <w:rPr>
-          <w:b w:val="0"/>
-          <w:color w:val="4A4A49"/>
-          <w:sz w:val="22"/>
-        </w:rPr>
-        <w:t xml:space="preserve"> Leer la teoría (lectura guía) y tomar notas directamente en el informe del PI.</w:t>
-      </w:r>
-    </w:p>
-    <w:p>
-      <w:pPr>
-        <w:pStyle w:val="ListBullet"/>
-      </w:pPr>
-      <w:r>
-        <w:rPr>
-          <w:b/>
-          <w:color w:val="4A4A49"/>
-          <w:sz w:val="22"/>
-        </w:rPr>
-        <w:t>45–60</w:t>
-      </w:r>
-      <w:r>
-        <w:rPr>
-          <w:b w:val="0"/>
-          <w:color w:val="4A4A49"/>
-          <w:sz w:val="22"/>
-        </w:rPr>
-        <w:t xml:space="preserve"> Revisar la salida esperada del ejercicio resuelto.</w:t>
-      </w:r>
-    </w:p>
-    <w:p>
-      <w:pPr>
-        <w:pStyle w:val="ListBullet"/>
-      </w:pPr>
-      <w:r>
-        <w:rPr>
-          <w:b/>
-          <w:color w:val="4A4A49"/>
-          <w:sz w:val="22"/>
-        </w:rPr>
-        <w:t>60–105</w:t>
-      </w:r>
-      <w:r>
-        <w:rPr>
-          <w:b w:val="0"/>
-          <w:color w:val="4A4A49"/>
-          <w:sz w:val="22"/>
-        </w:rPr>
-        <w:t xml:space="preserve"> Desarrollar el taller sobre su propio CloudLite.</w:t>
-      </w:r>
-    </w:p>
-    <w:p>
-      <w:pPr>
-        <w:pStyle w:val="ListBullet"/>
-      </w:pPr>
-      <w:r>
-        <w:rPr>
-          <w:b/>
-          <w:color w:val="4A4A49"/>
-          <w:sz w:val="22"/>
-        </w:rPr>
-        <w:t>105–120</w:t>
-      </w:r>
-      <w:r>
-        <w:rPr>
-          <w:b w:val="0"/>
-          <w:color w:val="4A4A49"/>
-          <w:sz w:val="22"/>
-        </w:rPr>
-        <w:t xml:space="preserve"> Empaquetar la evidencia y subirla a ExamLab.</w:t>
-      </w:r>
-    </w:p>
-    <w:p>
-      <w:pPr>
-        <w:spacing w:before="200" w:after="60"/>
-      </w:pPr>
-      <w:r>
-        <w:rPr>
-          <w:b/>
-          <w:color w:val="1A1C1D"/>
-          <w:sz w:val="32"/>
-        </w:rPr>
-        <w:t>La demo, en versión asíncrona</w:t>
+        <w:t>(no dentro de este bloque: no hay tiempo para eso y una sustentación menos):</w:t>
       </w:r>
     </w:p>
     <w:p>
@@ -749,7 +660,7 @@
           <w:color w:val="4A4A49"/>
           <w:sz w:val="22"/>
         </w:rPr>
-        <w:t>Hagase una pregunta dificil en voz alta y respondala: «por que no usaron microservicios? Porque con 3 personas la frontera no se justificaba».</w:t>
+        <w:t>Hagase una pregunta dificil en voz alta y respondala: «por que no uso microservicios? Porque el proyecto lo sostiene una sola persona y la frontera no se justificaba».</w:t>
       </w:r>
     </w:p>
     <w:p>
@@ -779,13 +690,16 @@
       </w:r>
     </w:p>
     <w:p>
+      <w:pPr>
+        <w:spacing w:before="200" w:after="60"/>
+      </w:pPr>
       <w:r>
         <w:rPr>
-          <w:b w:val="0"/>
-          <w:color w:val="4A4A49"/>
-          <w:sz w:val="22"/>
+          <w:b/>
+          <w:color w:val="1A1C1D"/>
+          <w:sz w:val="32"/>
         </w:rPr>
-        <w:t>Publica esto como pasos escritos o como un video corto (3–5 min) grabado con estos mismos pasos.</w:t>
+        <w:t>0–10 · Encuadre y orden de turnos</w:t>
       </w:r>
     </w:p>
     <w:p>
@@ -795,7 +709,65 @@
           <w:color w:val="4A4A49"/>
           <w:sz w:val="22"/>
         </w:rPr>
-        <w:t>Sin uno de los dos, el estudiante autónomo no tiene con qué comparar su resultado.</w:t>
+        <w:t>Di casi literal:</w:t>
+      </w:r>
+    </w:p>
+    <w:p>
+      <w:pPr>
+        <w:ind w:left="432"/>
+        <w:shd w:val="clear" w:fill="F7F7F8"/>
+      </w:pPr>
+      <w:r>
+        <w:rPr>
+          <w:b w:val="0"/>
+          <w:i/>
+          <w:color w:val="4A4A49"/>
+          <w:sz w:val="21"/>
+        </w:rPr>
+        <w:t>"Hoy sustentamos. 6 minutos de pitch y hasta 4 de preguntas. Yo corto a los 6 minutos: si no</w:t>
+      </w:r>
+    </w:p>
+    <w:p>
+      <w:pPr>
+        <w:ind w:left="432"/>
+        <w:shd w:val="clear" w:fill="F7F7F8"/>
+      </w:pPr>
+      <w:r>
+        <w:rPr>
+          <w:b w:val="0"/>
+          <w:i/>
+          <w:color w:val="4A4A49"/>
+          <w:sz w:val="21"/>
+        </w:rPr>
+        <w:t>llegaron a seguridad, costos y escala, esa parte no se califica. El orden lo sorteo ahora."</w:t>
+      </w:r>
+    </w:p>
+    <w:p>
+      <w:r>
+        <w:rPr>
+          <w:b/>
+          <w:color w:val="4A4A49"/>
+          <w:sz w:val="22"/>
+        </w:rPr>
+        <w:t>[Nota docente]:</w:t>
+      </w:r>
+      <w:r>
+        <w:rPr>
+          <w:b w:val="0"/>
+          <w:color w:val="4A4A49"/>
+          <w:sz w:val="22"/>
+        </w:rPr>
+        <w:t xml:space="preserve"> sortea el orden delante del grupo (evita el reclamo de «me tocó primero»),</w:t>
+      </w:r>
+    </w:p>
+    <w:p>
+      <w:r>
+        <w:rPr>
+          <w:b w:val="0"/>
+          <w:color w:val="4A4A49"/>
+          <w:sz w:val="22"/>
+        </w:rPr>
+        <w:t>proyecta el cronómetro y pide que el resto escuche: cerramos el curso entre todos.</w:t>
       </w:r>
     </w:p>
     <w:p>
@@ -808,20 +780,7 @@
           <w:color w:val="1A1C1D"/>
           <w:sz w:val="32"/>
         </w:rPr>
-        <w:t>Seguimiento (lo que sí es tu trabajo esa semana)</w:t>
-      </w:r>
-    </w:p>
-    <w:p>
-      <w:pPr>
-        <w:pStyle w:val="ListNumber"/>
-      </w:pPr>
-      <w:r>
-        <w:rPr>
-          <w:b w:val="0"/>
-          <w:color w:val="4A4A49"/>
-          <w:sz w:val="22"/>
-        </w:rPr>
-        <w:t>Revisa las entregas del domingo 23:59 con la lista de errores frecuentes de abajo:</w:t>
+        <w:t>10–110 · Sustentaciones (turnos consecutivos)</w:t>
       </w:r>
     </w:p>
     <w:p>
@@ -831,7 +790,7 @@
           <w:color w:val="4A4A49"/>
           <w:sz w:val="22"/>
         </w:rPr>
-        <w:t>en modalidad autónoma esos errores aparecen más, porque nadie los corrigió en el momento.</w:t>
+        <w:t>Por cada turno, en este orden:</w:t>
       </w:r>
     </w:p>
     <w:p>
@@ -840,24 +799,19 @@
       </w:pPr>
       <w:r>
         <w:rPr>
-          <w:b w:val="0"/>
+          <w:b/>
           <w:color w:val="4A4A49"/>
           <w:sz w:val="22"/>
         </w:rPr>
-        <w:t>Deja feedback breve orientado a la rúbrica del PI, nombrando el error y la corrección.</w:t>
+        <w:t>6 min de pitch.</w:t>
       </w:r>
-    </w:p>
-    <w:p>
-      <w:pPr>
-        <w:pStyle w:val="ListNumber"/>
-      </w:pPr>
       <w:r>
         <w:rPr>
           <w:b w:val="0"/>
           <w:color w:val="4A4A49"/>
           <w:sz w:val="22"/>
         </w:rPr>
-        <w:t>En la siguiente clase regular, dedica los primeros 10 min a los 2 errores más repetidos.</w:t>
+        <w:t xml:space="preserve"> No interrumpas ni siquiera para corregir un error: se anota y se pregunta</w:t>
       </w:r>
     </w:p>
     <w:p>
@@ -867,7 +821,148 @@
           <w:color w:val="4A4A49"/>
           <w:sz w:val="22"/>
         </w:rPr>
-        <w:t>Es el sustituto de la retroalimentación en vivo que esta clase no tuvo.</w:t>
+        <w:t>después. Corta seco a los 6 min.</w:t>
+      </w:r>
+    </w:p>
+    <w:p>
+      <w:pPr>
+        <w:pStyle w:val="ListNumber"/>
+      </w:pPr>
+      <w:r>
+        <w:rPr>
+          <w:b/>
+          <w:color w:val="4A4A49"/>
+          <w:sz w:val="22"/>
+        </w:rPr>
+        <w:t>2–4 min de Q&amp;A.</w:t>
+      </w:r>
+      <w:r>
+        <w:rPr>
+          <w:b w:val="0"/>
+          <w:color w:val="4A4A49"/>
+          <w:sz w:val="22"/>
+        </w:rPr>
+        <w:t xml:space="preserve"> Haz siempre una pregunta de verificación («muéstrame el .yml del</w:t>
+      </w:r>
+    </w:p>
+    <w:p>
+      <w:r>
+        <w:rPr>
+          <w:b w:val="0"/>
+          <w:color w:val="4A4A49"/>
+          <w:sz w:val="22"/>
+        </w:rPr>
+        <w:t>workflow»), una de profundización («¿por qué la base de datos no está en el mismo contenedor</w:t>
+      </w:r>
+    </w:p>
+    <w:p>
+      <w:r>
+        <w:rPr>
+          <w:b w:val="0"/>
+          <w:color w:val="4A4A49"/>
+          <w:sz w:val="22"/>
+        </w:rPr>
+        <w:t>que la API?») y, si queda tiempo, una hipotética («si el tráfico se multiplica por diez el</w:t>
+      </w:r>
+    </w:p>
+    <w:p>
+      <w:r>
+        <w:rPr>
+          <w:b w:val="0"/>
+          <w:color w:val="4A4A49"/>
+          <w:sz w:val="22"/>
+        </w:rPr>
+        <w:t>lunes, ¿qué pieza se rompe primero?»). En equipo autorizado, dirige cada pregunta a un</w:t>
+      </w:r>
+    </w:p>
+    <w:p>
+      <w:r>
+        <w:rPr>
+          <w:b w:val="0"/>
+          <w:color w:val="4A4A49"/>
+          <w:sz w:val="22"/>
+        </w:rPr>
+        <w:t xml:space="preserve">integrante distinto y </w:t>
+      </w:r>
+      <w:r>
+        <w:rPr>
+          <w:b/>
+          <w:color w:val="4A4A49"/>
+          <w:sz w:val="22"/>
+        </w:rPr>
+        <w:t>no</w:t>
+      </w:r>
+      <w:r>
+        <w:rPr>
+          <w:b w:val="0"/>
+          <w:color w:val="4A4A49"/>
+          <w:sz w:val="22"/>
+        </w:rPr>
+        <w:t xml:space="preserve"> dejes que responda siempre el mismo.</w:t>
+      </w:r>
+    </w:p>
+    <w:p>
+      <w:pPr>
+        <w:pStyle w:val="ListNumber"/>
+      </w:pPr>
+      <w:r>
+        <w:rPr>
+          <w:b/>
+          <w:color w:val="4A4A49"/>
+          <w:sz w:val="22"/>
+        </w:rPr>
+        <w:t>Cierra el turno con la nota puesta</w:t>
+      </w:r>
+      <w:r>
+        <w:rPr>
+          <w:b w:val="0"/>
+          <w:color w:val="4A4A49"/>
+          <w:sz w:val="22"/>
+        </w:rPr>
+        <w:t>, no al final del día: la rúbrica se llena en caliente</w:t>
+      </w:r>
+    </w:p>
+    <w:p>
+      <w:r>
+        <w:rPr>
+          <w:b w:val="0"/>
+          <w:color w:val="4A4A49"/>
+          <w:sz w:val="22"/>
+        </w:rPr>
+        <w:t>mientras recuerdas la respuesta exacta.</w:t>
+      </w:r>
+    </w:p>
+    <w:p>
+      <w:r>
+        <w:rPr>
+          <w:b/>
+          <w:color w:val="4A4A49"/>
+          <w:sz w:val="22"/>
+        </w:rPr>
+        <w:t>[Nota docente]:</w:t>
+      </w:r>
+      <w:r>
+        <w:rPr>
+          <w:b w:val="0"/>
+          <w:color w:val="4A4A49"/>
+          <w:sz w:val="22"/>
+        </w:rPr>
+        <w:t xml:space="preserve"> frase de rescate cuando el estudiante se bloquea, para no perder el turno:</w:t>
+      </w:r>
+    </w:p>
+    <w:p>
+      <w:pPr>
+        <w:ind w:left="432"/>
+        <w:shd w:val="clear" w:fill="F7F7F8"/>
+      </w:pPr>
+      <w:r>
+        <w:rPr>
+          <w:b w:val="0"/>
+          <w:i/>
+          <w:color w:val="4A4A49"/>
+          <w:sz w:val="21"/>
+        </w:rPr>
+        <w:t>"Déjame la respuesta pendiente y sigue con el siguiente bloque; vuelvo a preguntar al final."</w:t>
       </w:r>
     </w:p>
     <w:p>
@@ -880,7 +975,7 @@
           <w:color w:val="1A1C1D"/>
           <w:sz w:val="32"/>
         </w:rPr>
-        <w:t>Si ofreces office hours voluntario (opcional, 20–30 min)</w:t>
+        <w:t>110–120 · Cierre del curso</w:t>
       </w:r>
     </w:p>
     <w:p>
@@ -890,7 +985,52 @@
           <w:color w:val="4A4A49"/>
           <w:sz w:val="22"/>
         </w:rPr>
-        <w:t>Resuelve bloqueos concretos de diagrama/ADR/lab. Usa las preguntas de comprobación de abajo</w:t>
+        <w:t>Di casi literal:</w:t>
+      </w:r>
+    </w:p>
+    <w:p>
+      <w:pPr>
+        <w:ind w:left="432"/>
+        <w:shd w:val="clear" w:fill="F7F7F8"/>
+      </w:pPr>
+      <w:r>
+        <w:rPr>
+          <w:b w:val="0"/>
+          <w:i/>
+          <w:color w:val="4A4A49"/>
+          <w:sz w:val="21"/>
+        </w:rPr>
+        <w:t>"Lo que entregaron —diagramas, Dockerfile, workflow, informe— es un portafolio real: no lo</w:t>
+      </w:r>
+    </w:p>
+    <w:p>
+      <w:pPr>
+        <w:ind w:left="432"/>
+        <w:shd w:val="clear" w:fill="F7F7F8"/>
+      </w:pPr>
+      <w:r>
+        <w:rPr>
+          <w:b w:val="0"/>
+          <w:i/>
+          <w:color w:val="4A4A49"/>
+          <w:sz w:val="21"/>
+        </w:rPr>
+        <w:t>borren al terminar el semestre. Arquitectura no es una lista de logos de proveedores, es un</w:t>
+      </w:r>
+    </w:p>
+    <w:p>
+      <w:pPr>
+        <w:ind w:left="432"/>
+        <w:shd w:val="clear" w:fill="F7F7F8"/>
+      </w:pPr>
+      <w:r>
+        <w:rPr>
+          <w:b w:val="0"/>
+          <w:i/>
+          <w:color w:val="4A4A49"/>
+          <w:sz w:val="21"/>
+        </w:rPr>
+        <w:t>conjunto de decisiones documentadas con sus consecuencias."</w:t>
       </w:r>
     </w:p>
     <w:p>
@@ -900,7 +1040,76 @@
           <w:color w:val="4A4A49"/>
           <w:sz w:val="22"/>
         </w:rPr>
-        <w:t>para detectar quién entendió y quién solo copió la plantilla. No adelantes contenido de Parcial.</w:t>
+        <w:t xml:space="preserve">Recuerda los pesos sin abrir discusión de notas: el PI vale </w:t>
+      </w:r>
+      <w:r>
+        <w:rPr>
+          <w:b/>
+          <w:color w:val="4A4A49"/>
+          <w:sz w:val="22"/>
+        </w:rPr>
+        <w:t>20% del Corte 3</w:t>
+      </w:r>
+      <w:r>
+        <w:rPr>
+          <w:b w:val="0"/>
+          <w:color w:val="4A4A49"/>
+          <w:sz w:val="22"/>
+        </w:rPr>
+        <w:t xml:space="preserve"> y el Parcial 3</w:t>
+      </w:r>
+    </w:p>
+    <w:p>
+      <w:r>
+        <w:rPr>
+          <w:b w:val="0"/>
+          <w:color w:val="4A4A49"/>
+          <w:sz w:val="22"/>
+        </w:rPr>
+        <w:t>ya se aplicó en su propia sesión; el proyecto no reemplaza ni compensa el parcial.</w:t>
+      </w:r>
+    </w:p>
+    <w:p>
+      <w:pPr>
+        <w:spacing w:before="200" w:after="60"/>
+      </w:pPr>
+      <w:r>
+        <w:rPr>
+          <w:b/>
+          <w:color w:val="1A1C1D"/>
+          <w:sz w:val="32"/>
+        </w:rPr>
+        <w:t>Si un estudiante no se presenta o falla la conexión</w:t>
+      </w:r>
+    </w:p>
+    <w:p>
+      <w:r>
+        <w:rPr>
+          <w:b w:val="0"/>
+          <w:color w:val="4A4A49"/>
+          <w:sz w:val="22"/>
+        </w:rPr>
+        <w:t>Deja constancia escrita en el momento (hora, motivo) y reprograma dentro de la misma semana con</w:t>
+      </w:r>
+    </w:p>
+    <w:p>
+      <w:r>
+        <w:rPr>
+          <w:b w:val="0"/>
+          <w:color w:val="4A4A49"/>
+          <w:sz w:val="22"/>
+        </w:rPr>
+        <w:t>Meet, sustentando igualmente en vivo. Aceptar un video grabado «por esta vez» convierte la</w:t>
+      </w:r>
+    </w:p>
+    <w:p>
+      <w:r>
+        <w:rPr>
+          <w:b w:val="0"/>
+          <w:color w:val="4A4A49"/>
+          <w:sz w:val="22"/>
+        </w:rPr>
+        <w:t>excepción en la regla del semestre siguiente y elimina el Q&amp;A, que es la mitad de lo que evalúas.</w:t>
       </w:r>
     </w:p>
     <w:p>
@@ -965,7 +1174,7 @@
           <w:color w:val="4A4A49"/>
           <w:sz w:val="22"/>
         </w:rPr>
-        <w:t>Paso 4: graben o presenten el pitch de 5 a 8 minutos segun la instruccion del docente y registren la tabla de tiempos reales por seccion con quien hablo en cada una, verificando que el tiempo total quede entre 5 y 8 minutos y que el enlace del video, si lo graban, se abra sin pedir permisos.</w:t>
+        <w:t>Paso 4: ensayen el pitch con cronometro ANTES de la sesion y registren la tabla de tiempos reales por seccion con quien hablo en cada una, verificando que el tiempo total quede entre 5 y 8 minutos; la sustentacion se hace EN VIVO en la sesion de clase, con preguntas del docente al cierre, no con un video grabado.</w:t>
       </w:r>
     </w:p>
     <w:p>
@@ -978,7 +1187,7 @@
           <w:color w:val="4A4A49"/>
           <w:sz w:val="22"/>
         </w:rPr>
-        <w:t>Paso 5: escriban la reflexion de media pagina sobre el trade-off mas difícil y suban el paquete final completo mas las 5 preguntas a ExamLab (modulo Proyectos) en la fecha acordada, verificando que el informe, los diagramas, la evidencia del lab, el ci.yml y la presentacion esten los cinco dentro del mismo paquete.</w:t>
+        <w:t>Paso 5: escriban la reflexion de media pagina sobre el trade-off mas difícil y suban el paquete final completo mas las 5 preguntas a ExamLab (modulo Proyectos) ANTES de su turno de sustentacion, verificando que el informe, los diagramas, la evidencia del lab, el ci.yml y la presentacion esten los cinco dentro del mismo paquete.</w:t>
       </w:r>
     </w:p>
     <w:p>
@@ -1105,7 +1314,7 @@
           <w:color w:val="4A4A49"/>
           <w:sz w:val="22"/>
         </w:rPr>
-        <w:t>Úsalas en el tramo 100–115, a personas distintas y al azar.</w:t>
+        <w:t>Úsalas como Q&amp;A al cerrar cada turno de sustentación, variándolas entre estudiantes.</w:t>
       </w:r>
     </w:p>
     <w:p>

--- a/Arquitectura de Sistemas Computacionales/Kit docente/Clase 15/Guion Docente Clase 15 - Presentacion del proyecto y cierre.docx
+++ b/Arquitectura de Sistemas Computacionales/Kit docente/Clase 15/Guion Docente Clase 15 - Presentacion del proyecto y cierre.docx
@@ -1546,7 +1546,7 @@
           <w:color w:val="4A4A49"/>
           <w:sz w:val="22"/>
         </w:rPr>
-        <w:t>Plataforma de entrega: ExamLab (https://examlab.lovable.app/). No es la plataforma oficial de la UNIAJC; la universidad no tiene campus virtual propio.</w:t>
+        <w:t>Plataforma de entrega: ExamLab (https://uniaj.examlab.workers.dev/). No es la plataforma oficial de la UNIAJC; la universidad no tiene campus virtual propio.</w:t>
       </w:r>
     </w:p>
     <w:p>

--- a/Arquitectura de Sistemas Computacionales/Kit docente/Clase 15/Guion Docente Clase 15 - Presentacion del proyecto y cierre.docx
+++ b/Arquitectura de Sistemas Computacionales/Kit docente/Clase 15/Guion Docente Clase 15 - Presentacion del proyecto y cierre.docx
@@ -345,13 +345,26 @@
       </w:r>
     </w:p>
     <w:p>
+      <w:pPr>
+        <w:spacing w:before="200" w:after="60"/>
+      </w:pPr>
+      <w:r>
+        <w:rPr>
+          <w:b/>
+          <w:color w:val="1A1C1D"/>
+          <w:sz w:val="32"/>
+        </w:rPr>
+        <w:t>Referencias a diapositivas</w:t>
+      </w:r>
+    </w:p>
+    <w:p>
       <w:r>
         <w:rPr>
           <w:b w:val="0"/>
           <w:color w:val="4A4A49"/>
           <w:sz w:val="22"/>
         </w:rPr>
-        <w:t xml:space="preserve">Referencia de slides: </w:t>
+        <w:t xml:space="preserve">Numeración real del deck </w:t>
       </w:r>
       <w:r>
         <w:rPr>
@@ -367,7 +380,186 @@
           <w:color w:val="4A4A49"/>
           <w:sz w:val="22"/>
         </w:rPr>
-        <w:t xml:space="preserve"> (solo tema de esta clase).</w:t>
+        <w:t xml:space="preserve"> (solo tema</w:t>
+      </w:r>
+    </w:p>
+    <w:p>
+      <w:r>
+        <w:rPr>
+          <w:b w:val="0"/>
+          <w:color w:val="4A4A49"/>
+          <w:sz w:val="22"/>
+        </w:rPr>
+        <w:t>de esta clase). Las etiquetas [Slide N] del plan y del fundamento apuntan aquí.</w:t>
+      </w:r>
+    </w:p>
+    <w:p>
+      <w:pPr>
+        <w:pStyle w:val="ListNumber"/>
+      </w:pPr>
+      <w:r>
+        <w:rPr>
+          <w:b w:val="0"/>
+          <w:color w:val="4A4A49"/>
+          <w:sz w:val="22"/>
+        </w:rPr>
+        <w:t>Portada · Clase 15 · Presentación del proyecto + cierre</w:t>
+      </w:r>
+    </w:p>
+    <w:p>
+      <w:pPr>
+        <w:pStyle w:val="ListNumber"/>
+      </w:pPr>
+      <w:r>
+        <w:rPr>
+          <w:b w:val="0"/>
+          <w:color w:val="4A4A49"/>
+          <w:sz w:val="22"/>
+        </w:rPr>
+        <w:t>Agenda de hoy (120 min)</w:t>
+      </w:r>
+    </w:p>
+    <w:p>
+      <w:pPr>
+        <w:pStyle w:val="ListNumber"/>
+      </w:pPr>
+      <w:r>
+        <w:rPr>
+          <w:b w:val="0"/>
+          <w:color w:val="4A4A49"/>
+          <w:sz w:val="22"/>
+        </w:rPr>
+        <w:t>Objetivos de la clase</w:t>
+      </w:r>
+    </w:p>
+    <w:p>
+      <w:pPr>
+        <w:pStyle w:val="ListNumber"/>
+      </w:pPr>
+      <w:r>
+        <w:rPr>
+          <w:b w:val="0"/>
+          <w:color w:val="4A4A49"/>
+          <w:sz w:val="22"/>
+        </w:rPr>
+        <w:t>PI CloudLite — entregable de hoy</w:t>
+      </w:r>
+    </w:p>
+    <w:p>
+      <w:pPr>
+        <w:pStyle w:val="ListNumber"/>
+      </w:pPr>
+      <w:r>
+        <w:rPr>
+          <w:b w:val="0"/>
+          <w:color w:val="4A4A49"/>
+          <w:sz w:val="22"/>
+        </w:rPr>
+        <w:t>Cómo se ordena la sesión de hoy</w:t>
+      </w:r>
+    </w:p>
+    <w:p>
+      <w:pPr>
+        <w:pStyle w:val="ListNumber"/>
+      </w:pPr>
+      <w:r>
+        <w:rPr>
+          <w:b w:val="0"/>
+          <w:color w:val="4A4A49"/>
+          <w:sz w:val="22"/>
+        </w:rPr>
+        <w:t>Rúbrica de sustentación (recordatorio)</w:t>
+      </w:r>
+    </w:p>
+    <w:p>
+      <w:pPr>
+        <w:pStyle w:val="ListNumber"/>
+      </w:pPr>
+      <w:r>
+        <w:rPr>
+          <w:b w:val="0"/>
+          <w:color w:val="4A4A49"/>
+          <w:sz w:val="22"/>
+        </w:rPr>
+        <w:t>Checklist final</w:t>
+      </w:r>
+    </w:p>
+    <w:p>
+      <w:pPr>
+        <w:pStyle w:val="ListNumber"/>
+      </w:pPr>
+      <w:r>
+        <w:rPr>
+          <w:b w:val="0"/>
+          <w:color w:val="4A4A49"/>
+          <w:sz w:val="22"/>
+        </w:rPr>
+        <w:t>Cierre del curso</w:t>
+      </w:r>
+    </w:p>
+    <w:p>
+      <w:pPr>
+        <w:pStyle w:val="ListNumber"/>
+      </w:pPr>
+      <w:r>
+        <w:rPr>
+          <w:b w:val="0"/>
+          <w:color w:val="4A4A49"/>
+          <w:sz w:val="22"/>
+        </w:rPr>
+        <w:t>Herramientas de hoy</w:t>
+      </w:r>
+    </w:p>
+    <w:p>
+      <w:pPr>
+        <w:pStyle w:val="ListNumber"/>
+      </w:pPr>
+      <w:r>
+        <w:rPr>
+          <w:b w:val="0"/>
+          <w:color w:val="4A4A49"/>
+          <w:sz w:val="22"/>
+        </w:rPr>
+        <w:t>Del boceto a ExamLab (diagrama)</w:t>
+      </w:r>
+    </w:p>
+    <w:p>
+      <w:pPr>
+        <w:pStyle w:val="ListNumber"/>
+      </w:pPr>
+      <w:r>
+        <w:rPr>
+          <w:b w:val="0"/>
+          <w:color w:val="4A4A49"/>
+          <w:sz w:val="22"/>
+        </w:rPr>
+        <w:t>Sustentación (paso a paso)</w:t>
+      </w:r>
+    </w:p>
+    <w:p>
+      <w:pPr>
+        <w:pStyle w:val="ListNumber"/>
+      </w:pPr>
+      <w:r>
+        <w:rPr>
+          <w:b w:val="0"/>
+          <w:color w:val="4A4A49"/>
+          <w:sz w:val="22"/>
+        </w:rPr>
+        <w:t>Para continuar (PI)</w:t>
+      </w:r>
+    </w:p>
+    <w:p>
+      <w:pPr>
+        <w:pStyle w:val="ListNumber"/>
+      </w:pPr>
+      <w:r>
+        <w:rPr>
+          <w:b w:val="0"/>
+          <w:color w:val="4A4A49"/>
+          <w:sz w:val="22"/>
+        </w:rPr>
+        <w:t>Clase 15 · cierre del PI CloudLite</w:t>
       </w:r>
     </w:p>
     <w:p>
@@ -1494,12 +1686,28 @@
           <w:color w:val="C23E12"/>
           <w:sz w:val="21"/>
         </w:rPr>
-        <w:t>📸  Pantallazo: herramienta del día en uso con artefacto CloudLite</w:t>
+        <w:t>📸  La herramienta del día en uso con el artefacto CloudLite</w:t>
       </w:r>
     </w:p>
     <w:p>
       <w:pPr>
         <w:shd w:val="clear" w:fill="F2F2F3"/>
+        <w:spacing w:after="20"/>
+      </w:pPr>
+      <w:r>
+        <w:rPr>
+          <w:b/>
+          <w:i/>
+          <w:color w:val="4A4A49"/>
+          <w:sz w:val="18"/>
+        </w:rPr>
+        <w:t>Esta imagen todavía no existe. Cómo producirla:</w:t>
+      </w:r>
+    </w:p>
+    <w:p>
+      <w:pPr>
+        <w:shd w:val="clear" w:fill="F2F2F3"/>
+        <w:ind w:left="216"/>
       </w:pPr>
       <w:r>
         <w:rPr>
@@ -1507,20 +1715,50 @@
           <w:color w:val="4A4A49"/>
           <w:sz w:val="18"/>
         </w:rPr>
-        <w:t>[  Inserta aquí la captura de pantalla  ]</w:t>
+        <w:t>1) Abre Google Docs/Slides · diagramas · capturas lab y repite la demo de este guion.  2) Captura solo la ventana útil, no el escritorio completo.  3) Recorta a ~1200 px de ancho.  4) Guárdala como Kit docente/Clase 15/Capturas/demo-clase15.png.  5) Vuelve a generar el guion y la imagen queda embebida aquí sola. Detalle en Capturas/README.txt.</w:t>
       </w:r>
     </w:p>
     <w:p>
       <w:pPr>
-        <w:pStyle w:val="ListBullet"/>
+        <w:shd w:val="clear" w:fill="FFF4EC"/>
+        <w:spacing w:before="80" w:after="40"/>
       </w:pPr>
       <w:r>
         <w:rPr>
-          <w:b w:val="0"/>
+          <w:b/>
+          <w:color w:val="C23E12"/>
+          <w:sz w:val="21"/>
+        </w:rPr>
+        <w:t>📸  Evidencia del entregable de un estudiante (diagrama / YAML / lab)</w:t>
+      </w:r>
+    </w:p>
+    <w:p>
+      <w:pPr>
+        <w:shd w:val="clear" w:fill="F2F2F3"/>
+        <w:spacing w:after="20"/>
+      </w:pPr>
+      <w:r>
+        <w:rPr>
+          <w:b/>
+          <w:i/>
           <w:color w:val="4A4A49"/>
-          <w:sz w:val="22"/>
+          <w:sz w:val="18"/>
         </w:rPr>
-        <w:t>📸 Pantallazo: evidencia de entregable (diagrama/YAML/lab)</w:t>
+        <w:t>Esta imagen todavía no existe. Cómo producirla:</w:t>
+      </w:r>
+    </w:p>
+    <w:p>
+      <w:pPr>
+        <w:shd w:val="clear" w:fill="F2F2F3"/>
+        <w:ind w:left="216"/>
+      </w:pPr>
+      <w:r>
+        <w:rPr>
+          <w:i/>
+          <w:color w:val="4A4A49"/>
+          <w:sz w:val="18"/>
+        </w:rPr>
+        <w:t>1) Con permiso del estudiante, captura su artefacto de hoy.  2) Recorta nombre y correo antes de guardar.  3) Guárdala como Kit docente/Clase 15/Capturas/evidencia-clase15.png.  4) Es para tu registro del corte; no se proyecta en clase.</w:t>
       </w:r>
     </w:p>
     <w:p>

--- a/Arquitectura de Sistemas Computacionales/Kit docente/Clase 15/Guion Docente Clase 15 - Presentacion del proyecto y cierre.docx
+++ b/Arquitectura de Sistemas Computacionales/Kit docente/Clase 15/Guion Docente Clase 15 - Presentacion del proyecto y cierre.docx
@@ -271,7 +271,7 @@
           <w:color w:val="4A4A49"/>
           <w:sz w:val="22"/>
         </w:rPr>
-        <w:t>Existe una prueba practica de tres capas que el docente puede aplicar en voz alta a cualquier afirmacion del estudiante, y conviene ensenarla antes de que empiecen las presentaciones. Primera capa, el QUE: «CloudLite corre con un contenedor por servicio». Segunda capa, el POR QUE: «porque el proyecto lo sostiene una sola persona sin presupuesto de nube, y un contenedor se levanta igual en el portatil de cualquiera y en LabEx Docker Playground, sin instalar un hipervisor ni pedir tarjeta de credito». Tercera capa, A CAMBIO DE QUE: «a cambio de perder el aislamiento fuerte que da una maquina virtual completa, y de asumir que si el host cae, caen todos los servicios a la vez porque comparten el mismo kernel». Quien solo llega a la primera capa esta leyendo el diagrama en voz alta y no deberia obtener los puntos de sustentacion. Quien llega a la segunda esta justificando. Quien llega a la tercera esta sustentando como un arquitecto, porque demuestra que conocia el costo de su decision antes de tomarla y aun asi la tomo. La instruccion operativa para el docente es simple: ante cada afirmacion, preguntar «a cambio de que», y no aceptar la respuesta «de nada».</w:t>
+        <w:t>Existe una prueba practica de tres capas que el docente puede aplicar en voz alta a cualquier afirmacion del estudiante, y conviene ensenarla antes de que empiecen las presentaciones. Primera capa, el QUE: «CloudLite corre con un contenedor por servicio». Segunda capa, el POR QUE: «porque el proyecto lo sostiene una sola persona sin presupuesto de nube, y un contenedor se levanta igual en el portatil de cualquiera y en Killercoda, sin instalar un hipervisor ni pedir tarjeta de credito». Tercera capa, A CAMBIO DE QUE: «a cambio de perder el aislamiento fuerte que da una maquina virtual completa, y de asumir que si el host cae, caen todos los servicios a la vez porque comparten el mismo kernel». Quien solo llega a la primera capa esta leyendo el diagrama en voz alta y no deberia obtener los puntos de sustentacion. Quien llega a la segunda esta justificando. Quien llega a la tercera esta sustentando como un arquitecto, porque demuestra que conocia el costo de su decision antes de tomarla y aun asi la tomo. La instruccion operativa para el docente es simple: ante cada afirmacion, preguntar «a cambio de que», y no aceptar la respuesta «de nada».</w:t>
       </w:r>
     </w:p>
     <w:p>
@@ -291,7 +291,7 @@
           <w:color w:val="4A4A49"/>
           <w:sz w:val="22"/>
         </w:rPr>
-        <w:t>Un pitch tecnico de 5 a 8 minutos no se improvisa ni se llena de diapositivas. El reparto que funciona, y que es convencion de industria y no regla dura, es el siguiente: 45 a 60 segundos para el problema y el dominio, es decir que hace CloudLite y para quien, sin nombrar una sola tecnologia todavia; 90 segundos para la arquitectura, apoyandose en el diagrama de contexto y el de contenedores; 90 segundos para la decision principal con su trade-off, citando el ADR; 60 a 90 segundos para la evidencia ejecutable, o sea la captura de la sesion de LabEx Docker Playground con el contenedor corriendo y el workflow de GitHub Actions en verde; 45 segundos para el punto debil declarado, lo que no escala o lo que no se midio; y 30 segundos de cierre. La suma queda entre 6 y 7 minutos, con margen para tropiezos. La regla practica de diapositivas es una idea por diapositiva y un maximo de ocho diapositivas para ocho minutos. La razon es concreta y el docente debe decirla: si el estudiante trae veinte diapositivas, no termina, corre las ultimas, y las ultimas suelen ser justamente las de seguridad, costos y escalabilidad, donde estan los puntos de la rubrica que menos se defienden solos.</w:t>
+        <w:t>Un pitch tecnico de 5 a 8 minutos no se improvisa ni se llena de diapositivas. El reparto que funciona, y que es convencion de industria y no regla dura, es el siguiente: 45 a 60 segundos para el problema y el dominio, es decir que hace CloudLite y para quien, sin nombrar una sola tecnologia todavia; 90 segundos para la arquitectura, apoyandose en el diagrama de contexto y el de contenedores; 90 segundos para la decision principal con su trade-off, citando el ADR; 60 a 90 segundos para la evidencia ejecutable, o sea la captura de la sesion del laboratorio con el contenedor corriendo y el workflow de GitHub Actions en verde; 45 segundos para el punto debil declarado, lo que no escala o lo que no se midio; y 30 segundos de cierre. La suma queda entre 6 y 7 minutos, con margen para tropiezos. La regla practica de diapositivas es una idea por diapositiva y un maximo de ocho diapositivas para ocho minutos. La razon es concreta y el docente debe decirla: si el estudiante trae veinte diapositivas, no termina, corre las ultimas, y las ultimas suelen ser justamente las de seguridad, costos y escalabilidad, donde estan los puntos de la rubrica que menos se defienden solos.</w:t>
       </w:r>
     </w:p>
     <w:p>
@@ -331,7 +331,7 @@
           <w:color w:val="4A4A49"/>
           <w:sz w:val="22"/>
         </w:rPr>
-        <w:t>El cierre del curso debe conectar lo hecho con la practica profesional, porque de eso depende que el estudiante conserve el material en vez de borrarlo al terminar el semestre. En la industria, esta sustentacion tiene nombre propio: design review, o architecture review. Un equipo presenta una propuesta a pares y a arquitectos mas experimentados cuyo trabajo explicito es buscarle el punto debil antes de que ese punto debil cueste dinero; y lo que se pregunta ahi es exactamente lo mismo que hoy, es decir que decidieron, que descartaron, que aceptaron perder, y como sabran si se equivocaron. El ADR es un formato real, usado en equipos reales, no un invento academico del curso. Conviene tambien cerrar la duda sobre las herramientas, porque algun estudiante la trae: el curso prohibio la nube de pago por razones pedagogicas y de equidad, no porque draw.io, LabEx Docker Playground y GitHub Actions sean juguetes. El diagrama de contenedores, el Dockerfile y el pipeline que el estudiante escribio son los mismos artefactos que se producen con una cuenta corporativa; lo que no se aprende en un free tier es justamente lo que si se aprendio aqui, que es razonar el trade-off. La frase de cierre util es que arquitectura no es una lista de logos de proveedores, sino un conjunto de decisiones documentadas con sus consecuencias. Y el pedido final debe ser concreto y verificable: conserven el repositorio con el informe, los diagramas y el workflow como portafolio, porque eso es lo que se muestra en una primera entrevista tecnica cuando piden un ejemplo de trabajo propio.</w:t>
+        <w:t>El cierre del curso debe conectar lo hecho con la practica profesional, porque de eso depende que el estudiante conserve el material en vez de borrarlo al terminar el semestre. En la industria, esta sustentacion tiene nombre propio: design review, o architecture review. Un equipo presenta una propuesta a pares y a arquitectos mas experimentados cuyo trabajo explicito es buscarle el punto debil antes de que ese punto debil cueste dinero; y lo que se pregunta ahi es exactamente lo mismo que hoy, es decir que decidieron, que descartaron, que aceptaron perder, y como sabran si se equivocaron. El ADR es un formato real, usado en equipos reales, no un invento academico del curso. Conviene tambien cerrar la duda sobre las herramientas, porque algun estudiante la trae: el curso prohibio la nube de pago por razones pedagogicas y de equidad, no porque draw.io, Killercoda y GitHub Actions sean juguetes. El diagrama de contenedores, el Dockerfile y el pipeline que el estudiante escribio son los mismos artefactos que se producen con una cuenta corporativa; lo que no se aprende en un free tier es justamente lo que si se aprendio aqui, que es razonar el trade-off. La frase de cierre util es que arquitectura no es una lista de logos de proveedores, sino un conjunto de decisiones documentadas con sus consecuencias. Y el pedido final debe ser concreto y verificable: conserven el repositorio con el informe, los diagramas y el workflow como portafolio, porque eso es lo que se muestra en una primera entrevista tecnica cuando piden un ejemplo de trabajo propio.</w:t>
       </w:r>
     </w:p>
     <w:p>

--- a/Arquitectura de Sistemas Computacionales/Kit docente/Clase 15/Guion Docente Clase 15 - Presentacion del proyecto y cierre.docx
+++ b/Arquitectura de Sistemas Computacionales/Kit docente/Clase 15/Guion Docente Clase 15 - Presentacion del proyecto y cierre.docx
@@ -255,6 +255,19 @@
       </w:r>
     </w:p>
     <w:p>
+      <w:pPr>
+        <w:spacing w:before="200" w:after="60"/>
+      </w:pPr>
+      <w:r>
+        <w:rPr>
+          <w:b/>
+          <w:color w:val="1A1C1D"/>
+          <w:sz w:val="32"/>
+        </w:rPr>
+        <w:t>Sustentar no es describir: el eje de toda la clase - diapositiva 4</w:t>
+      </w:r>
+    </w:p>
+    <w:p>
       <w:r>
         <w:rPr>
           <w:b w:val="0"/>
@@ -262,6 +275,19 @@
           <w:sz w:val="22"/>
         </w:rPr>
         <w:t>Sustentar no es describir, y esa distincion es el eje de toda la clase. Describir un artefacto es decir que contiene: «este es el diagrama de despliegue de CloudLite App, aqui esta el contenedor de la API, aqui la base de datos». Sustentar es responder por que quedo asi y no de otra forma, y que se acepto perder al elegirlo. Conviene fijar el termino con precision: una decision de arquitectura es una eleccion que afecta la estructura del sistema, es costosa de revertir una vez implementada, y tiene al menos una alternativa razonable que se descarto. Si una eleccion no cumple esas tres condiciones no es arquitectura sino detalle de implementacion: elegir el nombre de una variable no es arquitectura, elegir si el frontend y la API viven en el mismo contenedor si lo es. Un trade-off es lo que se sacrifica al tomar esa decision. No existe decision de arquitectura sin trade-off, y cuando un estudiante afirma que su opcion es mejor en todo, lo que ocurre en realidad es que todavia no encontro que perdio. Toda la sustentacion de hoy se apoya en esta distincion, porque la rubrica no premia describir bien: premia justificar bien.</w:t>
+      </w:r>
+    </w:p>
+    <w:p>
+      <w:pPr>
+        <w:spacing w:before="200" w:after="60"/>
+      </w:pPr>
+      <w:r>
+        <w:rPr>
+          <w:b/>
+          <w:color w:val="1A1C1D"/>
+          <w:sz w:val="32"/>
+        </w:rPr>
+        <w:t>La prueba de tres capas que se aplica en voz alta - diapositiva 5</w:t>
       </w:r>
     </w:p>
     <w:p>
@@ -275,6 +301,19 @@
       </w:r>
     </w:p>
     <w:p>
+      <w:pPr>
+        <w:spacing w:before="200" w:after="60"/>
+      </w:pPr>
+      <w:r>
+        <w:rPr>
+          <w:b/>
+          <w:color w:val="1A1C1D"/>
+          <w:sz w:val="32"/>
+        </w:rPr>
+        <w:t>El ADR: el artefacto que sostiene la tercera capa - diapositiva 7</w:t>
+      </w:r>
+    </w:p>
+    <w:p>
       <w:r>
         <w:rPr>
           <w:b w:val="0"/>
@@ -282,6 +321,19 @@
           <w:sz w:val="22"/>
         </w:rPr>
         <w:t>El artefacto que sostiene esa tercera capa es el ADR, o Architecture Decision Record: un documento corto, de una pagina como maximo, que registra UNA sola decision con cuatro secciones fijas. Contexto, es decir que problema se estaba resolviendo y con que restricciones. Decision, en una frase afirmativa y en presente. Alternativas descartadas, al menos dos, cada una con la razon concreta del descarte. Y consecuencias, donde se escribe lo bueno, lo malo y lo neutro que se acepta. Los estudiantes ya produjeron el ADR-001 en la Clase 2, cuando decidieron el modelo de servicio dominante entre IaaS, PaaS y SaaS; a lo largo del curso debieron acumular tres o cuatro mas: contenedores frente a maquinas virtuales (Clase 3), donde poner la frontera entre servicios (Clase 4), y que se escala y que no (Clase 13). En la sustentacion el ADR no se lee en voz alta: se cita. La forma profesional es «esta decision esta registrada en el ADR-002, y el trade-off que aceptamos fue perder portabilidad entre proveedores», con el numero del ADR visible en la diapositiva. Citar un ADR por numero le dice al evaluador que existe una traza escrita y verificable, no una improvisacion del momento; es la diferencia entre quien decidio y quien recuerda.</w:t>
+      </w:r>
+    </w:p>
+    <w:p>
+      <w:pPr>
+        <w:spacing w:before="200" w:after="60"/>
+      </w:pPr>
+      <w:r>
+        <w:rPr>
+          <w:b/>
+          <w:color w:val="1A1C1D"/>
+          <w:sz w:val="32"/>
+        </w:rPr>
+        <w:t>El pitch de 5 a 8 minutos: el reparto que funciona - diapositiva 5</w:t>
       </w:r>
     </w:p>
     <w:p>
@@ -295,6 +347,19 @@
       </w:r>
     </w:p>
     <w:p>
+      <w:pPr>
+        <w:spacing w:before="200" w:after="60"/>
+      </w:pPr>
+      <w:r>
+        <w:rPr>
+          <w:b/>
+          <w:color w:val="1A1C1D"/>
+          <w:sz w:val="32"/>
+        </w:rPr>
+        <w:t>La regla de los 60 segundos, anunciada desde la Clase 11 - diapositiva 6</w:t>
+      </w:r>
+    </w:p>
+    <w:p>
       <w:r>
         <w:rPr>
           <w:b w:val="0"/>
@@ -302,6 +367,19 @@
           <w:sz w:val="22"/>
         </w:rPr>
         <w:t>El criterio de calidad que se anuncio desde el checkpoint de la Clase 11 es la regla de los 60 segundos: quien sustenta debe poder explicar CUALQUIER parte del sistema en 60 segundos, sin buscar en el informe. El trabajo es individual por defecto, asi que en la mayoria de los casos ese "quien" es el propio autor y la regla se comprueba sola; cuando el docente autorizo un equipo de dos o tres, la regla se vuelve exigente y se lee asi: CUALQUIER integrante debe poder explicar CUALQUIER parte. Esto casi siempre genera la primera pregunta real del estudiante: «podemos repartirnos los temas y que cada uno prepare solo el suyo?». La respuesta del docente debe ser: en equipo se puede repartir quien HABLA de cada tema, pero no quien ENTIENDE cada tema, porque el Q&amp;A se dirige al azar; y en modo individual no hay reparto posible, de modo que la pregunta pierde sentido y lo que queda es preparar el sistema completo. La razon no es castigar. En un equipo profesional, cuando el sistema falla a las once de la noche, contesta quien esta disponible, no el autor del diagrama; un sistema que solo una persona entiende es un riesgo operativo con nombre propio. El segundo motivo es de evaluacion: si el estudiante no puede explicar su propio diagrama de despliegue, el evaluador no tiene forma de saber si el artefacto es suyo o copiado, y ese es exactamente el vacio que la sustentacion existe para cerrar. En los equipos autorizados el mismo riesgo se multiplica: si solo un integrante puede explicar el despliegue, no hay evidencia de que los demas participaran, y por eso la rubrica exige que todos hablen y descuenta cuando presenta uno solo. La practica concreta que se recomienda antes de presentar es un ensayo cruzado con otro estudiante: cada uno explica en 60 segundos una parte del sistema del otro y devuelve los huecos que encontro (en equipo, cada integrante explica una parte que NO le toco preparar). Ese ejercicio suele revelar en cinco minutos lo que la nota habria revelado demasiado tarde.</w:t>
+      </w:r>
+    </w:p>
+    <w:p>
+      <w:pPr>
+        <w:spacing w:before="200" w:after="60"/>
+      </w:pPr>
+      <w:r>
+        <w:rPr>
+          <w:b/>
+          <w:color w:val="1A1C1D"/>
+          <w:sz w:val="32"/>
+        </w:rPr>
+        <w:t>El Q&amp;A tecnico: tres tipos de pregunta - diapositiva 5</w:t>
       </w:r>
     </w:p>
     <w:p>
@@ -315,6 +393,19 @@
       </w:r>
     </w:p>
     <w:p>
+      <w:pPr>
+        <w:spacing w:before="200" w:after="60"/>
+      </w:pPr>
+      <w:r>
+        <w:rPr>
+          <w:b/>
+          <w:color w:val="1A1C1D"/>
+          <w:sz w:val="32"/>
+        </w:rPr>
+        <w:t>Evaluar con rubrica: puntos a evidencia observable - diapositiva 6</w:t>
+      </w:r>
+    </w:p>
+    <w:p>
       <w:r>
         <w:rPr>
           <w:b w:val="0"/>
@@ -325,6 +416,19 @@
       </w:r>
     </w:p>
     <w:p>
+      <w:pPr>
+        <w:spacing w:before="200" w:after="60"/>
+      </w:pPr>
+      <w:r>
+        <w:rPr>
+          <w:b/>
+          <w:color w:val="1A1C1D"/>
+          <w:sz w:val="32"/>
+        </w:rPr>
+        <w:t>El cierre del curso: conectar lo hecho con la practica profesional - diapositiva 8</w:t>
+      </w:r>
+    </w:p>
+    <w:p>
       <w:r>
         <w:rPr>
           <w:b w:val="0"/>
@@ -332,6 +436,19 @@
           <w:sz w:val="22"/>
         </w:rPr>
         <w:t>El cierre del curso debe conectar lo hecho con la practica profesional, porque de eso depende que el estudiante conserve el material en vez de borrarlo al terminar el semestre. En la industria, esta sustentacion tiene nombre propio: design review, o architecture review. Un equipo presenta una propuesta a pares y a arquitectos mas experimentados cuyo trabajo explicito es buscarle el punto debil antes de que ese punto debil cueste dinero; y lo que se pregunta ahi es exactamente lo mismo que hoy, es decir que decidieron, que descartaron, que aceptaron perder, y como sabran si se equivocaron. El ADR es un formato real, usado en equipos reales, no un invento academico del curso. Conviene tambien cerrar la duda sobre las herramientas, porque algun estudiante la trae: el curso prohibio la nube de pago por razones pedagogicas y de equidad, no porque draw.io, Killercoda y GitHub Actions sean juguetes. El diagrama de contenedores, el Dockerfile y el pipeline que el estudiante escribio son los mismos artefactos que se producen con una cuenta corporativa; lo que no se aprende en un free tier es justamente lo que si se aprendio aqui, que es razonar el trade-off. La frase de cierre util es que arquitectura no es una lista de logos de proveedores, sino un conjunto de decisiones documentadas con sus consecuencias. Y el pedido final debe ser concreto y verificable: conserven el repositorio con el informe, los diagramas y el workflow como portafolio, porque eso es lo que se muestra en una primera entrevista tecnica cuando piden un ejemplo de trabajo propio.</w:t>
+      </w:r>
+    </w:p>
+    <w:p>
+      <w:pPr>
+        <w:spacing w:before="200" w:after="60"/>
+      </w:pPr>
+      <w:r>
+        <w:rPr>
+          <w:b/>
+          <w:color w:val="1A1C1D"/>
+          <w:sz w:val="32"/>
+        </w:rPr>
+        <w:t>Cierre conceptual y error tipico del docente (de la diapositiva 5 a la diapositiva 8)</w:t>
       </w:r>
     </w:p>
     <w:p>

--- a/Arquitectura de Sistemas Computacionales/Kit docente/Clase 15/Guion Docente Clase 15 - Presentacion del proyecto y cierre.docx
+++ b/Arquitectura de Sistemas Computacionales/Kit docente/Clase 15/Guion Docente Clase 15 - Presentacion del proyecto y cierre.docx
@@ -320,7 +320,7 @@
           <w:color w:val="4A4A49"/>
           <w:sz w:val="22"/>
         </w:rPr>
-        <w:t>El artefacto que sostiene esa tercera capa es el ADR, o Architecture Decision Record: un documento corto, de una pagina como maximo, que registra UNA sola decision con cuatro secciones fijas. Contexto, es decir que problema se estaba resolviendo y con que restricciones. Decision, en una frase afirmativa y en presente. Alternativas descartadas, al menos dos, cada una con la razon concreta del descarte. Y consecuencias, donde se escribe lo bueno, lo malo y lo neutro que se acepta. Los estudiantes ya produjeron el ADR-001 en la Clase 2, cuando decidieron el modelo de servicio dominante entre IaaS, PaaS y SaaS; a lo largo del curso debieron acumular tres o cuatro mas: contenedores frente a maquinas virtuales (Clase 3), donde poner la frontera entre servicios (Clase 4), y que se escala y que no (Clase 13). En la sustentacion el ADR no se lee en voz alta: se cita. La forma profesional es «esta decision esta registrada en el ADR-002, y el trade-off que aceptamos fue perder portabilidad entre proveedores», con el numero del ADR visible en la diapositiva. Citar un ADR por numero le dice al evaluador que existe una traza escrita y verificable, no una improvisacion del momento; es la diferencia entre quien decidio y quien recuerda.</w:t>
+        <w:t>El artefacto que sostiene esa tercera capa es el ADR, o Architecture Decision Record: un documento corto, de una pagina como maximo, que registra UNA sola decision con las seis secciones rotuladas que el curso fijo en la Clase 2 y que no han cambiado desde entonces. Titulo, con el numero consecutivo, que es justamente por lo que se cita. Estado, «Aceptado» mas la fecha en que se decidio. Contexto, es decir que problema se estaba resolviendo y con que restricciones. Decision, en una frase afirmativa y en presente. Alternativas descartadas, exactamente dos, cada una con la razon concreta del descarte. Y consecuencias, donde se escribe lo bueno, lo malo y lo neutro que se acepta. Los estudiantes ya produjeron el ADR-001 en la Clase 2, cuando decidieron el modelo de servicio dominante entre IaaS, PaaS y SaaS; a lo largo del curso debieron acumular tres o cuatro mas: contenedores frente a maquinas virtuales (Clase 3), donde poner la frontera entre servicios (Clase 4), y que se escala y que no (Clase 13). En la sustentacion el ADR no se lee en voz alta: se cita. La forma profesional es «esta decision esta registrada en el ADR-002, y el trade-off que aceptamos fue perder portabilidad entre proveedores», con el numero del ADR visible en la diapositiva. Citar un ADR por numero le dice al evaluador que existe una traza escrita y verificable, no una improvisacion del momento; es la diferencia entre quien decidio y quien recuerda.</w:t>
       </w:r>
     </w:p>
     <w:p>

--- a/Arquitectura de Sistemas Computacionales/Kit docente/Clase 15/Guion Docente Clase 15 - Presentacion del proyecto y cierre.docx
+++ b/Arquitectura de Sistemas Computacionales/Kit docente/Clase 15/Guion Docente Clase 15 - Presentacion del proyecto y cierre.docx
@@ -486,6 +486,7 @@
       <w:r>
         <w:rPr>
           <w:rFonts w:ascii="Consolas" w:hAnsi="Consolas"/>
+          <w:b w:val="0"/>
           <w:color w:val="111111"/>
           <w:sz w:val="21"/>
         </w:rPr>
@@ -1682,6 +1683,7 @@
       <w:r>
         <w:rPr>
           <w:rFonts w:ascii="Consolas" w:hAnsi="Consolas"/>
+          <w:b w:val="0"/>
           <w:color w:val="111111"/>
           <w:sz w:val="21"/>
         </w:rPr>
@@ -1739,6 +1741,7 @@
       <w:r>
         <w:rPr>
           <w:rFonts w:ascii="Consolas" w:hAnsi="Consolas"/>
+          <w:b w:val="0"/>
           <w:color w:val="111111"/>
           <w:sz w:val="21"/>
         </w:rPr>
@@ -1765,6 +1768,7 @@
       <w:r>
         <w:rPr>
           <w:rFonts w:ascii="Consolas" w:hAnsi="Consolas"/>
+          <w:b w:val="0"/>
           <w:color w:val="111111"/>
           <w:sz w:val="21"/>
         </w:rPr>

--- a/Arquitectura de Sistemas Computacionales/Kit docente/Clase 15/Guion Docente Clase 15 - Presentacion del proyecto y cierre.docx
+++ b/Arquitectura de Sistemas Computacionales/Kit docente/Clase 15/Guion Docente Clase 15 - Presentacion del proyecto y cierre.docx
@@ -412,7 +412,7 @@
           <w:color w:val="4A4A49"/>
           <w:sz w:val="22"/>
         </w:rPr>
-        <w:t>Evaluar con rubrica significa asignar puntos a evidencia observable y no a impresion general, y por eso conviene leer el reparto en voz alta al abrir la clase. Los 100 puntos del PI CloudLite App se distribuyen asi: 15 puntos por dominio y decision IaaS/PaaS/SaaS justificada, 25 por los diagramas de arquitectura (componentes y despliegue), 20 por el lab de contenedores con Dockerfile o compose mas la captura de la sesion, 15 por el CI/CD conceptual con el workflow .yml explicado, 10 por las secciones de seguridad, costos y escalabilidad del informe, y 15 por informe y sustentacion. Ese reparto responde la tercera pregunta previsible: «si el diagrama esta perfecto pero presentamos mal, cuanto pierdo?». Directamente, hasta 15 puntos. Indirectamente mucho mas, porque la sustentacion es el mecanismo con el que el evaluador verifica que los otros 85 puntos son de quien sustenta: un diagrama excelente que nadie puede explicar levanta una duda de autoria que ninguna diapositiva resuelve. Y va el recordatorio de pesos que evita reclamos posteriores: estos 100 puntos valen 20% del Corte 3, el Parcial 3 de la Clase 14 (9 de noviembre, presencial y escrito) vale 15%, y la asistencia 5%. El proyecto no reemplaza ni compensa el parcial; son evaluaciones distintas del mismo corte, y decirlo una vez hoy ahorra tres correos la semana siguiente.</w:t>
+        <w:t>Evaluar con rubrica significa asignar puntos a evidencia observable y no a impresion general, y por eso conviene leer el reparto en voz alta al abrir la clase. Los 100 puntos del PI CloudLite App se distribuyen asi: 15 puntos por dominio y decision IaaS/PaaS/SaaS justificada, 25 por los diagramas de arquitectura (componentes y despliegue), 20 por el lab de contenedores con Dockerfile o compose mas la captura de la sesion, 15 por el CI/CD conceptual con el workflow .yml explicado, 10 por las secciones de seguridad, costos y escalabilidad del informe, y 15 por informe y sustentacion. Ese reparto responde la tercera pregunta previsible: «si el diagrama esta perfecto pero presentamos mal, cuanto pierdo?». Directamente, hasta 15 puntos. Indirectamente mucho mas, porque la sustentacion es el mecanismo con el que el evaluador verifica que los otros 85 puntos son de quien sustenta: un diagrama excelente que nadie puede explicar levanta una duda de autoria que ninguna diapositiva resuelve. Y va el recordatorio de pesos que evita reclamos posteriores: estos 100 puntos valen 20% del Corte 3, el Parcial 3 de la Clase 14 (9 de noviembre, virtual sincrono por Meet y escrito) vale 15%, y la asistencia 5%. El proyecto no reemplaza ni compensa el parcial; son evaluaciones distintas del mismo corte, y decirlo una vez hoy ahorra tres correos la semana siguiente.</w:t>
       </w:r>
     </w:p>
     <w:p>

--- a/Arquitectura de Sistemas Computacionales/Kit docente/Clase 15/Guion Docente Clase 15 - Presentacion del proyecto y cierre.docx
+++ b/Arquitectura de Sistemas Computacionales/Kit docente/Clase 15/Guion Docente Clase 15 - Presentacion del proyecto y cierre.docx
@@ -264,7 +264,7 @@
           <w:color w:val="1A1C1D"/>
           <w:sz w:val="32"/>
         </w:rPr>
-        <w:t>Sustentar no es describir: el eje de toda la clase - diapositiva 4</w:t>
+        <w:t>Sustentar no es describir: el eje de toda la clase - diapositiva 10</w:t>
       </w:r>
     </w:p>
     <w:p>
@@ -287,7 +287,7 @@
           <w:color w:val="1A1C1D"/>
           <w:sz w:val="32"/>
         </w:rPr>
-        <w:t>La prueba de tres capas que se aplica en voz alta - diapositiva 5</w:t>
+        <w:t>La prueba de tres capas que se aplica en voz alta - diapositiva 4</w:t>
       </w:r>
     </w:p>
     <w:p>
@@ -310,7 +310,7 @@
           <w:color w:val="1A1C1D"/>
           <w:sz w:val="32"/>
         </w:rPr>
-        <w:t>El ADR: el artefacto que sostiene la tercera capa - diapositiva 7</w:t>
+        <w:t>El ADR: el artefacto que sostiene la tercera capa - diapositiva 6</w:t>
       </w:r>
     </w:p>
     <w:p>
@@ -333,7 +333,7 @@
           <w:color w:val="1A1C1D"/>
           <w:sz w:val="32"/>
         </w:rPr>
-        <w:t>El pitch de 5 a 8 minutos: el reparto que funciona - diapositiva 5</w:t>
+        <w:t>El pitch de 5 a 8 minutos: el reparto que funciona - diapositiva 4</w:t>
       </w:r>
     </w:p>
     <w:p>
@@ -356,7 +356,7 @@
           <w:color w:val="1A1C1D"/>
           <w:sz w:val="32"/>
         </w:rPr>
-        <w:t>La regla de los 60 segundos, anunciada desde la Clase 11 - diapositiva 6</w:t>
+        <w:t>La regla de los 60 segundos, anunciada desde la Clase 11 - diapositiva 5</w:t>
       </w:r>
     </w:p>
     <w:p>
@@ -379,7 +379,7 @@
           <w:color w:val="1A1C1D"/>
           <w:sz w:val="32"/>
         </w:rPr>
-        <w:t>El Q&amp;A tecnico: tres tipos de pregunta - diapositiva 5</w:t>
+        <w:t>El Q&amp;A tecnico: tres tipos de pregunta - diapositiva 4</w:t>
       </w:r>
     </w:p>
     <w:p>
@@ -402,7 +402,7 @@
           <w:color w:val="1A1C1D"/>
           <w:sz w:val="32"/>
         </w:rPr>
-        <w:t>Evaluar con rubrica: puntos a evidencia observable - diapositiva 6</w:t>
+        <w:t>Evaluar con rubrica: puntos a evidencia observable - diapositiva 5</w:t>
       </w:r>
     </w:p>
     <w:p>
@@ -425,7 +425,7 @@
           <w:color w:val="1A1C1D"/>
           <w:sz w:val="32"/>
         </w:rPr>
-        <w:t>El cierre del curso: conectar lo hecho con la practica profesional - diapositiva 8</w:t>
+        <w:t>El cierre del curso: conectar lo hecho con la practica profesional - diapositiva 7</w:t>
       </w:r>
     </w:p>
     <w:p>
@@ -448,7 +448,7 @@
           <w:color w:val="1A1C1D"/>
           <w:sz w:val="32"/>
         </w:rPr>
-        <w:t>Cierre conceptual y error tipico del docente (de la diapositiva 5 a la diapositiva 8)</w:t>
+        <w:t>Cierre conceptual y error tipico del docente (de la diapositiva 4 a la diapositiva 7)</w:t>
       </w:r>
     </w:p>
     <w:p>
@@ -560,19 +560,6 @@
           <w:color w:val="4A4A49"/>
           <w:sz w:val="22"/>
         </w:rPr>
-        <w:t>PI CloudLite — entregable de hoy</w:t>
-      </w:r>
-    </w:p>
-    <w:p>
-      <w:pPr>
-        <w:pStyle w:val="ListNumber"/>
-      </w:pPr>
-      <w:r>
-        <w:rPr>
-          <w:b w:val="0"/>
-          <w:color w:val="4A4A49"/>
-          <w:sz w:val="22"/>
-        </w:rPr>
         <w:t>Cómo se ordena la sesión de hoy</w:t>
       </w:r>
     </w:p>
@@ -639,6 +626,19 @@
           <w:sz w:val="22"/>
         </w:rPr>
         <w:t>Del boceto a ExamLab (diagrama)</w:t>
+      </w:r>
+    </w:p>
+    <w:p>
+      <w:pPr>
+        <w:pStyle w:val="ListNumber"/>
+      </w:pPr>
+      <w:r>
+        <w:rPr>
+          <w:b w:val="0"/>
+          <w:color w:val="4A4A49"/>
+          <w:sz w:val="22"/>
+        </w:rPr>
+        <w:t>PI CloudLite — entregable de hoy</w:t>
       </w:r>
     </w:p>
     <w:p>
